--- a/docs/INFORME_MICROSERVICIOS_SISEXP.docx
+++ b/docs/INFORME_MICROSERVICIOS_SISEXP.docx
@@ -18,32 +18,6 @@
         <w:t xml:space="preserve">Universidad Peruana Los Andes — Arquitectura de Software — VIII Ciclo — 2026</w:t>
       </w:r>
     </w:p>
-    <w:sdt>
-      <w:sdtPr>
-        <w:docPartObj>
-          <w:docPartGallery w:val="Table of Contents"/>
-          <w:docPartUnique/>
-        </w:docPartObj>
-      </w:sdtPr>
-      <w:sdtContent>
-        <w:p>
-          <w:pPr>
-            <w:pStyle w:val="TOCHeading"/>
-          </w:pPr>
-          <w:r>
-            <w:t xml:space="preserve">Table of Contents</w:t>
-          </w:r>
-        </w:p>
-        <w:p>
-          <w:r>
-            <w:fldChar w:fldCharType="begin" w:dirty="true"/>
-            <w:instrText xml:space="preserve">TOC \o "1-3" \h \z \u</w:instrText>
-            <w:fldChar w:fldCharType="separate"/>
-            <w:fldChar w:fldCharType="end"/>
-          </w:r>
-        </w:p>
-      </w:sdtContent>
-    </w:sdt>
     <w:bookmarkStart w:id="11" w:name="X6c2178ba525601f83cc328c5ffb455c891ddacf"/>
     <w:p>
       <w:pPr>
@@ -93,7 +67,7 @@
     <w:bookmarkEnd w:id="9"/>
     <w:bookmarkEnd w:id="10"/>
     <w:bookmarkEnd w:id="11"/>
-    <w:bookmarkStart w:id="35" w:name="tabla-de-contenido"/>
+    <w:bookmarkStart w:id="41" w:name="tabla-de-contenido"/>
     <w:p>
       <w:pPr>
         <w:pStyle w:val="Heading1"/>
@@ -812,7 +786,7 @@
       </w:r>
     </w:p>
     <w:bookmarkEnd w:id="13"/>
-    <w:bookmarkStart w:id="17" w:name="arquitectura-de-microservicios"/>
+    <w:bookmarkStart w:id="20" w:name="arquitectura-de-microservicios"/>
     <w:p>
       <w:pPr>
         <w:pStyle w:val="Heading2"/>
@@ -825,7 +799,54 @@
         <w:t xml:space="preserve">3. Arquitectura de Microservicios</w:t>
       </w:r>
     </w:p>
-    <w:bookmarkStart w:id="14" w:name="diagrama-de-despliegue"/>
+    <w:p>
+      <w:pPr>
+        <w:pStyle w:val="FirstParagraph"/>
+      </w:pPr>
+      <w:r>
+        <w:drawing>
+          <wp:inline>
+            <wp:extent cx="5753100" cy="3994333"/>
+            <wp:effectExtent b="0" l="0" r="0" t="0"/>
+            <wp:docPr descr="" title="" id="15" name="Picture"/>
+            <a:graphic>
+              <a:graphicData uri="http://schemas.openxmlformats.org/drawingml/2006/picture">
+                <pic:pic>
+                  <pic:nvPicPr>
+                    <pic:cNvPr descr="diagramas/arquitectura-microservicios.png" id="16" name="Picture"/>
+                    <pic:cNvPicPr>
+                      <a:picLocks noChangeArrowheads="1" noChangeAspect="1"/>
+                    </pic:cNvPicPr>
+                  </pic:nvPicPr>
+                  <pic:blipFill>
+                    <a:blip r:embed="rId14"/>
+                    <a:stretch>
+                      <a:fillRect/>
+                    </a:stretch>
+                  </pic:blipFill>
+                  <pic:spPr bwMode="auto">
+                    <a:xfrm>
+                      <a:off x="0" y="0"/>
+                      <a:ext cx="5753100" cy="3994333"/>
+                    </a:xfrm>
+                    <a:prstGeom prst="rect">
+                      <a:avLst/>
+                    </a:prstGeom>
+                    <a:noFill/>
+                    <a:ln w="9525">
+                      <a:noFill/>
+                      <a:headEnd/>
+                      <a:tailEnd/>
+                    </a:ln>
+                  </pic:spPr>
+                </pic:pic>
+              </a:graphicData>
+            </a:graphic>
+          </wp:inline>
+        </w:drawing>
+      </w:r>
+    </w:p>
+    <w:bookmarkStart w:id="17" w:name="diagrama-de-despliegue"/>
     <w:p>
       <w:pPr>
         <w:pStyle w:val="Heading3"/>
@@ -1119,8 +1140,8 @@
         <w:t xml:space="preserve">└──────────────────────────────────────────────────────────────────┘</w:t>
       </w:r>
     </w:p>
-    <w:bookmarkEnd w:id="14"/>
-    <w:bookmarkStart w:id="15" w:name="bounded-contexts"/>
+    <w:bookmarkEnd w:id="17"/>
+    <w:bookmarkStart w:id="18" w:name="bounded-contexts"/>
     <w:p>
       <w:pPr>
         <w:pStyle w:val="Heading3"/>
@@ -1466,8 +1487,8 @@
         </w:tc>
       </w:tr>
     </w:tbl>
-    <w:bookmarkEnd w:id="15"/>
-    <w:bookmarkStart w:id="16" w:name="comunicacion"/>
+    <w:bookmarkEnd w:id="18"/>
+    <w:bookmarkStart w:id="19" w:name="comunicacion"/>
     <w:p>
       <w:pPr>
         <w:pStyle w:val="Heading3"/>
@@ -1705,9 +1726,9 @@
         </w:pict>
       </w:r>
     </w:p>
-    <w:bookmarkEnd w:id="16"/>
-    <w:bookmarkEnd w:id="17"/>
-    <w:bookmarkStart w:id="19" w:name="clean-architecture-por-servicio"/>
+    <w:bookmarkEnd w:id="19"/>
+    <w:bookmarkEnd w:id="20"/>
+    <w:bookmarkStart w:id="25" w:name="clean-architecture-por-servicio"/>
     <w:p>
       <w:pPr>
         <w:pStyle w:val="Heading2"/>
@@ -1723,6 +1744,53 @@
     <w:p>
       <w:pPr>
         <w:pStyle w:val="FirstParagraph"/>
+      </w:pPr>
+      <w:r>
+        <w:drawing>
+          <wp:inline>
+            <wp:extent cx="5753100" cy="9749380"/>
+            <wp:effectExtent b="0" l="0" r="0" t="0"/>
+            <wp:docPr descr="" title="" id="22" name="Picture"/>
+            <a:graphic>
+              <a:graphicData uri="http://schemas.openxmlformats.org/drawingml/2006/picture">
+                <pic:pic>
+                  <pic:nvPicPr>
+                    <pic:cNvPr descr="diagramas/componentes.png" id="23" name="Picture"/>
+                    <pic:cNvPicPr>
+                      <a:picLocks noChangeArrowheads="1" noChangeAspect="1"/>
+                    </pic:cNvPicPr>
+                  </pic:nvPicPr>
+                  <pic:blipFill>
+                    <a:blip r:embed="rId21"/>
+                    <a:stretch>
+                      <a:fillRect/>
+                    </a:stretch>
+                  </pic:blipFill>
+                  <pic:spPr bwMode="auto">
+                    <a:xfrm>
+                      <a:off x="0" y="0"/>
+                      <a:ext cx="5753100" cy="9749380"/>
+                    </a:xfrm>
+                    <a:prstGeom prst="rect">
+                      <a:avLst/>
+                    </a:prstGeom>
+                    <a:noFill/>
+                    <a:ln w="9525">
+                      <a:noFill/>
+                      <a:headEnd/>
+                      <a:tailEnd/>
+                    </a:ln>
+                  </pic:spPr>
+                </pic:pic>
+              </a:graphicData>
+            </a:graphic>
+          </wp:inline>
+        </w:drawing>
+      </w:r>
+    </w:p>
+    <w:p>
+      <w:pPr>
+        <w:pStyle w:val="BodyText"/>
       </w:pPr>
       <w:r>
         <w:t xml:space="preserve">Cada servicio implementa</w:t>
@@ -1983,7 +2051,7 @@
         </w:tc>
       </w:tr>
     </w:tbl>
-    <w:bookmarkStart w:id="18" w:name="ejemplo-expediente-service"/>
+    <w:bookmarkStart w:id="24" w:name="ejemplo-expediente-service"/>
     <w:p>
       <w:pPr>
         <w:pStyle w:val="Heading3"/>
@@ -2156,9 +2224,9 @@
         </w:pict>
       </w:r>
     </w:p>
-    <w:bookmarkEnd w:id="18"/>
-    <w:bookmarkEnd w:id="19"/>
-    <w:bookmarkStart w:id="20" w:name="principios-solid-aplicados"/>
+    <w:bookmarkEnd w:id="24"/>
+    <w:bookmarkEnd w:id="25"/>
+    <w:bookmarkStart w:id="26" w:name="principios-solid-aplicados"/>
     <w:p>
       <w:pPr>
         <w:pStyle w:val="Heading2"/>
@@ -2407,8 +2475,8 @@
         </w:pict>
       </w:r>
     </w:p>
-    <w:bookmarkEnd w:id="20"/>
-    <w:bookmarkStart w:id="24" w:name="patrones-arquitectonicos"/>
+    <w:bookmarkEnd w:id="26"/>
+    <w:bookmarkStart w:id="30" w:name="patrones-arquitectonicos"/>
     <w:p>
       <w:pPr>
         <w:pStyle w:val="Heading2"/>
@@ -2421,7 +2489,7 @@
         <w:t xml:space="preserve">6. Patrones Arquitectonicos</w:t>
       </w:r>
     </w:p>
-    <w:bookmarkStart w:id="21" w:name="estructurales"/>
+    <w:bookmarkStart w:id="27" w:name="estructurales"/>
     <w:p>
       <w:pPr>
         <w:pStyle w:val="Heading3"/>
@@ -2690,8 +2758,8 @@
         </w:tc>
       </w:tr>
     </w:tbl>
-    <w:bookmarkEnd w:id="21"/>
-    <w:bookmarkStart w:id="22" w:name="comunicacion-y-datos"/>
+    <w:bookmarkEnd w:id="27"/>
+    <w:bookmarkStart w:id="28" w:name="comunicacion-y-datos"/>
     <w:p>
       <w:pPr>
         <w:pStyle w:val="Heading3"/>
@@ -2998,8 +3066,8 @@
         </w:tc>
       </w:tr>
     </w:tbl>
-    <w:bookmarkEnd w:id="22"/>
-    <w:bookmarkStart w:id="23" w:name="resiliencia"/>
+    <w:bookmarkEnd w:id="28"/>
+    <w:bookmarkStart w:id="29" w:name="resiliencia"/>
     <w:p>
       <w:pPr>
         <w:pStyle w:val="Heading3"/>
@@ -3199,9 +3267,9 @@
         </w:pict>
       </w:r>
     </w:p>
-    <w:bookmarkEnd w:id="23"/>
-    <w:bookmarkEnd w:id="24"/>
-    <w:bookmarkStart w:id="25" w:name="patrones-de-diseno-gof"/>
+    <w:bookmarkEnd w:id="29"/>
+    <w:bookmarkEnd w:id="30"/>
+    <w:bookmarkStart w:id="31" w:name="patrones-de-diseno-gof"/>
     <w:p>
       <w:pPr>
         <w:pStyle w:val="Heading2"/>
@@ -3791,8 +3859,8 @@
         </w:pict>
       </w:r>
     </w:p>
-    <w:bookmarkEnd w:id="25"/>
-    <w:bookmarkStart w:id="29" w:name="despliegue-docker-compose"/>
+    <w:bookmarkEnd w:id="31"/>
+    <w:bookmarkStart w:id="35" w:name="despliegue-docker-compose"/>
     <w:p>
       <w:pPr>
         <w:pStyle w:val="Heading2"/>
@@ -3805,7 +3873,7 @@
         <w:t xml:space="preserve">8. Despliegue — Docker Compose</w:t>
       </w:r>
     </w:p>
-    <w:bookmarkStart w:id="26" w:name="contenedores-12"/>
+    <w:bookmarkStart w:id="32" w:name="contenedores-12"/>
     <w:p>
       <w:pPr>
         <w:pStyle w:val="Heading3"/>
@@ -4662,8 +4730,8 @@
         </w:tc>
       </w:tr>
     </w:tbl>
-    <w:bookmarkEnd w:id="26"/>
-    <w:bookmarkStart w:id="27" w:name="orden-de-arranque"/>
+    <w:bookmarkEnd w:id="32"/>
+    <w:bookmarkStart w:id="33" w:name="orden-de-arranque"/>
     <w:p>
       <w:pPr>
         <w:pStyle w:val="Heading3"/>
@@ -4723,8 +4791,8 @@
         <w:t xml:space="preserve">5. Frontend: nginx</w:t>
       </w:r>
     </w:p>
-    <w:bookmarkEnd w:id="27"/>
-    <w:bookmarkStart w:id="28" w:name="comandos"/>
+    <w:bookmarkEnd w:id="33"/>
+    <w:bookmarkStart w:id="34" w:name="comandos"/>
     <w:p>
       <w:pPr>
         <w:pStyle w:val="Heading3"/>
@@ -4914,9 +4982,9 @@
         </w:pict>
       </w:r>
     </w:p>
-    <w:bookmarkEnd w:id="28"/>
-    <w:bookmarkEnd w:id="29"/>
-    <w:bookmarkStart w:id="30" w:name="monitoreo-en-tiempo-real"/>
+    <w:bookmarkEnd w:id="34"/>
+    <w:bookmarkEnd w:id="35"/>
+    <w:bookmarkStart w:id="36" w:name="monitoreo-en-tiempo-real"/>
     <w:p>
       <w:pPr>
         <w:pStyle w:val="Heading2"/>
@@ -5147,8 +5215,8 @@
         </w:pict>
       </w:r>
     </w:p>
-    <w:bookmarkEnd w:id="30"/>
-    <w:bookmarkStart w:id="31" w:name="endpoint-apistatus"/>
+    <w:bookmarkEnd w:id="36"/>
+    <w:bookmarkStart w:id="37" w:name="endpoint-apistatus"/>
     <w:p>
       <w:pPr>
         <w:pStyle w:val="Heading2"/>
@@ -6891,8 +6959,8 @@
         </w:pict>
       </w:r>
     </w:p>
-    <w:bookmarkEnd w:id="31"/>
-    <w:bookmarkStart w:id="32" w:name="acceso-publico-ngrok"/>
+    <w:bookmarkEnd w:id="37"/>
+    <w:bookmarkStart w:id="38" w:name="acceso-publico-ngrok"/>
     <w:p>
       <w:pPr>
         <w:pStyle w:val="Heading2"/>
@@ -7168,8 +7236,8 @@
         </w:pict>
       </w:r>
     </w:p>
-    <w:bookmarkEnd w:id="32"/>
-    <w:bookmarkStart w:id="33" w:name="api-reference"/>
+    <w:bookmarkEnd w:id="38"/>
+    <w:bookmarkStart w:id="39" w:name="api-reference"/>
     <w:p>
       <w:pPr>
         <w:pStyle w:val="Heading2"/>
@@ -7871,8 +7939,8 @@
         </w:pict>
       </w:r>
     </w:p>
-    <w:bookmarkEnd w:id="33"/>
-    <w:bookmarkStart w:id="34" w:name="verificacion"/>
+    <w:bookmarkEnd w:id="39"/>
+    <w:bookmarkStart w:id="40" w:name="verificacion"/>
     <w:p>
       <w:pPr>
         <w:pStyle w:val="Heading2"/>
@@ -8092,8 +8160,8 @@
         <w:t xml:space="preserve">Documento generado: 30 de junio de 2026 — SISEXP-UPLA vFinal</w:t>
       </w:r>
     </w:p>
-    <w:bookmarkEnd w:id="34"/>
-    <w:bookmarkEnd w:id="35"/>
+    <w:bookmarkEnd w:id="40"/>
+    <w:bookmarkEnd w:id="41"/>
     <w:sectPr>
       <w:pgSz w:h="16838" w:w="11906"/>
       <w:pgMar w:bottom="1134" w:footer="720" w:gutter="0" w:header="720" w:left="1417" w:right="1417" w:top="1134"/>

--- a/docs/INFORME_MICROSERVICIOS_SISEXP.docx
+++ b/docs/INFORME_MICROSERVICIOS_SISEXP.docx
@@ -18,6 +18,32 @@
         <w:t xml:space="preserve">Universidad Peruana Los Andes — Arquitectura de Software — VIII Ciclo — 2026</w:t>
       </w:r>
     </w:p>
+    <w:sdt>
+      <w:sdtPr>
+        <w:docPartObj>
+          <w:docPartGallery w:val="Table of Contents"/>
+          <w:docPartUnique/>
+        </w:docPartObj>
+      </w:sdtPr>
+      <w:sdtContent>
+        <w:p>
+          <w:pPr>
+            <w:pStyle w:val="TOCHeading"/>
+          </w:pPr>
+          <w:r>
+            <w:t xml:space="preserve">Table of Contents</w:t>
+          </w:r>
+        </w:p>
+        <w:p>
+          <w:r>
+            <w:fldChar w:fldCharType="begin" w:dirty="true"/>
+            <w:instrText xml:space="preserve">TOC \o "1-3" \h \z \u</w:instrText>
+            <w:fldChar w:fldCharType="separate"/>
+            <w:fldChar w:fldCharType="end"/>
+          </w:r>
+        </w:p>
+      </w:sdtContent>
+    </w:sdt>
     <w:bookmarkStart w:id="11" w:name="X6c2178ba525601f83cc328c5ffb455c891ddacf"/>
     <w:p>
       <w:pPr>
@@ -67,7 +93,7 @@
     <w:bookmarkEnd w:id="9"/>
     <w:bookmarkEnd w:id="10"/>
     <w:bookmarkEnd w:id="11"/>
-    <w:bookmarkStart w:id="41" w:name="tabla-de-contenido"/>
+    <w:bookmarkStart w:id="58" w:name="tabla-de-contenido"/>
     <w:p>
       <w:pPr>
         <w:pStyle w:val="Heading1"/>
@@ -190,7 +216,7 @@
               <w:jc w:val="left"/>
             </w:pPr>
             <w:r>
-              <w:t xml:space="preserve">Gestion presupuestal: Techo → POI → PAP → Expediente</w:t>
+              <w:t xml:space="preserve">Gestion presupuestal: Techo -&gt; POI -&gt; PAP -&gt; Expediente</w:t>
             </w:r>
           </w:p>
         </w:tc>
@@ -216,7 +242,7 @@
               <w:jc w:val="left"/>
             </w:pPr>
             <w:r>
-              <w:t xml:space="preserve">11 (Usuario, TechoPresupuestal, ActividadPOI, NecesidadPAP, Expediente, DocumentoAdjunto, SeguimientoLog, Notificacion, etc.)</w:t>
+              <w:t xml:space="preserve">9 (Usuario, TechoPresupuestal, ActividadPOI, NecesidadPAP, Expediente, DocumentoAdjunto, SeguimientoLog, NotaModificatoria, Notificacion)</w:t>
             </w:r>
           </w:p>
         </w:tc>
@@ -230,19 +256,19 @@
               <w:jc w:val="left"/>
             </w:pPr>
             <w:r>
-              <w:t xml:space="preserve">Roles</w:t>
-            </w:r>
-          </w:p>
-        </w:tc>
-        <w:tc>
-          <w:tcPr/>
-          <w:p>
-            <w:pPr>
-              <w:pStyle w:val="Compact"/>
-              <w:jc w:val="left"/>
-            </w:pPr>
-            <w:r>
-              <w:t xml:space="preserve">6 (Administrador, Coordinacion, Secretaria, Director, Laboratorio, Decanato)</w:t>
+              <w:t xml:space="preserve">Enums</w:t>
+            </w:r>
+          </w:p>
+        </w:tc>
+        <w:tc>
+          <w:tcPr/>
+          <w:p>
+            <w:pPr>
+              <w:pStyle w:val="Compact"/>
+              <w:jc w:val="left"/>
+            </w:pPr>
+            <w:r>
+              <w:t xml:space="preserve">10 (RolUsuario, EstadoExpediente, Urgencia, Naturaleza, EstadoActividad, TipoDocumento, TipoNotificacion, TipoNota, EstadoNota, ActivityAction)</w:t>
             </w:r>
           </w:p>
         </w:tc>
@@ -256,7 +282,33 @@
               <w:jc w:val="left"/>
             </w:pPr>
             <w:r>
-              <w:t xml:space="preserve">Estados</w:t>
+              <w:t xml:space="preserve">Roles</w:t>
+            </w:r>
+          </w:p>
+        </w:tc>
+        <w:tc>
+          <w:tcPr/>
+          <w:p>
+            <w:pPr>
+              <w:pStyle w:val="Compact"/>
+              <w:jc w:val="left"/>
+            </w:pPr>
+            <w:r>
+              <w:t xml:space="preserve">6 (Administrador, Coordinacion, Secretaria, Director, Laboratorio, Decanato)</w:t>
+            </w:r>
+          </w:p>
+        </w:tc>
+      </w:tr>
+      <w:tr>
+        <w:tc>
+          <w:tcPr/>
+          <w:p>
+            <w:pPr>
+              <w:pStyle w:val="Compact"/>
+              <w:jc w:val="left"/>
+            </w:pPr>
+            <w:r>
+              <w:t xml:space="preserve">Estados Expediente</w:t>
             </w:r>
           </w:p>
         </w:tc>
@@ -786,7 +838,7 @@
       </w:r>
     </w:p>
     <w:bookmarkEnd w:id="13"/>
-    <w:bookmarkStart w:id="20" w:name="arquitectura-de-microservicios"/>
+    <w:bookmarkStart w:id="23" w:name="arquitectura-de-microservicios"/>
     <w:p>
       <w:pPr>
         <w:pStyle w:val="Heading2"/>
@@ -846,7 +898,7 @@
         </w:drawing>
       </w:r>
     </w:p>
-    <w:bookmarkStart w:id="17" w:name="diagrama-de-despliegue"/>
+    <w:bookmarkStart w:id="20" w:name="diagrama-de-despliegue"/>
     <w:p>
       <w:pPr>
         <w:pStyle w:val="Heading3"/>
@@ -861,287 +913,61 @@
     </w:p>
     <w:p>
       <w:pPr>
-        <w:pStyle w:val="SourceCode"/>
+        <w:pStyle w:val="CaptionedFigure"/>
       </w:pPr>
       <w:r>
-        <w:rPr>
-          <w:rStyle w:val="VerbatimChar"/>
-        </w:rPr>
-        <w:t xml:space="preserve">┌──────────────────────────────────────────────────────────────────┐</w:t>
-      </w:r>
-      <w:r>
-        <w:br/>
-      </w:r>
-      <w:r>
-        <w:rPr>
-          <w:rStyle w:val="VerbatimChar"/>
-        </w:rPr>
-        <w:t xml:space="preserve">│                     Docker Compose (12 contenedores)               │</w:t>
-      </w:r>
-      <w:r>
-        <w:br/>
-      </w:r>
-      <w:r>
-        <w:rPr>
-          <w:rStyle w:val="VerbatimChar"/>
-        </w:rPr>
-        <w:t xml:space="preserve">│                                                                    │</w:t>
-      </w:r>
-      <w:r>
-        <w:br/>
-      </w:r>
-      <w:r>
-        <w:rPr>
-          <w:rStyle w:val="VerbatimChar"/>
-        </w:rPr>
-        <w:t xml:space="preserve">│  ┌──────────┐     ┌──────────────────┐     ┌───────────────────┐  │</w:t>
-      </w:r>
-      <w:r>
-        <w:br/>
-      </w:r>
-      <w:r>
-        <w:rPr>
-          <w:rStyle w:val="VerbatimChar"/>
-        </w:rPr>
-        <w:t xml:space="preserve">│  │  NGINX   │────→│   API Gateway    │←────│  Eureka Server    │  │</w:t>
-      </w:r>
-      <w:r>
-        <w:br/>
-      </w:r>
-      <w:r>
-        <w:rPr>
-          <w:rStyle w:val="VerbatimChar"/>
-        </w:rPr>
-        <w:t xml:space="preserve">│  │  :80     │     │   :8080          │     │  :8761            │  │</w:t>
-      </w:r>
-      <w:r>
-        <w:br/>
-      </w:r>
-      <w:r>
-        <w:rPr>
-          <w:rStyle w:val="VerbatimChar"/>
-        </w:rPr>
-        <w:t xml:space="preserve">│  │ (React)  │     │ (Spring Cloud)   │     │ (Service Discov.) │  │</w:t>
-      </w:r>
-      <w:r>
-        <w:br/>
-      </w:r>
-      <w:r>
-        <w:rPr>
-          <w:rStyle w:val="VerbatimChar"/>
-        </w:rPr>
-        <w:t xml:space="preserve">│  └──────────┘     └───────┬──────────┘     └───────────────────┘  │</w:t>
-      </w:r>
-      <w:r>
-        <w:br/>
-      </w:r>
-      <w:r>
-        <w:rPr>
-          <w:rStyle w:val="VerbatimChar"/>
-        </w:rPr>
-        <w:t xml:space="preserve">│                           │                                        │</w:t>
-      </w:r>
-      <w:r>
-        <w:br/>
-      </w:r>
-      <w:r>
-        <w:rPr>
-          <w:rStyle w:val="VerbatimChar"/>
-        </w:rPr>
-        <w:t xml:space="preserve">│        ┌──────────────────┼───────────────────┐                    │</w:t>
-      </w:r>
-      <w:r>
-        <w:br/>
-      </w:r>
-      <w:r>
-        <w:rPr>
-          <w:rStyle w:val="VerbatimChar"/>
-        </w:rPr>
-        <w:t xml:space="preserve">│        ↓                  ↓                   ↓                    │</w:t>
-      </w:r>
-      <w:r>
-        <w:br/>
-      </w:r>
-      <w:r>
-        <w:rPr>
-          <w:rStyle w:val="VerbatimChar"/>
-        </w:rPr>
-        <w:t xml:space="preserve">│  ┌───────────┐   ┌───────────────┐   ┌───────────────┐            │</w:t>
-      </w:r>
-      <w:r>
-        <w:br/>
-      </w:r>
-      <w:r>
-        <w:rPr>
-          <w:rStyle w:val="VerbatimChar"/>
-        </w:rPr>
-        <w:t xml:space="preserve">│  │ AUTH-SVC  │   │PRESUPUESTO-SVC│   │ EXPEDIENTE-SVC│            │</w:t>
-      </w:r>
-      <w:r>
-        <w:br/>
-      </w:r>
-      <w:r>
-        <w:rPr>
-          <w:rStyle w:val="VerbatimChar"/>
-        </w:rPr>
-        <w:t xml:space="preserve">│  │ :8081     │   │ :8082         │   │ :8083         │            │</w:t>
-      </w:r>
-      <w:r>
-        <w:br/>
-      </w:r>
-      <w:r>
-        <w:rPr>
-          <w:rStyle w:val="VerbatimChar"/>
-        </w:rPr>
-        <w:t xml:space="preserve">│  └─────┬─────┘   └──────┬────────┘   └───┬───────┬───┘            │</w:t>
-      </w:r>
-      <w:r>
-        <w:br/>
-      </w:r>
-      <w:r>
-        <w:rPr>
-          <w:rStyle w:val="VerbatimChar"/>
-        </w:rPr>
-        <w:t xml:space="preserve">│        ↓                ↓                ↓       │                │</w:t>
-      </w:r>
-      <w:r>
-        <w:br/>
-      </w:r>
-      <w:r>
-        <w:rPr>
-          <w:rStyle w:val="VerbatimChar"/>
-        </w:rPr>
-        <w:t xml:space="preserve">│  ┌───────────┐   ┌───────────┐   ┌──────────┐   │                │</w:t>
-      </w:r>
-      <w:r>
-        <w:br/>
-      </w:r>
-      <w:r>
-        <w:rPr>
-          <w:rStyle w:val="VerbatimChar"/>
-        </w:rPr>
-        <w:t xml:space="preserve">│  │  PG Auth  │   │ PG Presup │   │ PG Exped │   │                │</w:t>
-      </w:r>
-      <w:r>
-        <w:br/>
-      </w:r>
-      <w:r>
-        <w:rPr>
-          <w:rStyle w:val="VerbatimChar"/>
-        </w:rPr>
-        <w:t xml:space="preserve">│  │  :5433    │   │ :5434     │   │ :5435    │   │                │</w:t>
-      </w:r>
-      <w:r>
-        <w:br/>
-      </w:r>
-      <w:r>
-        <w:rPr>
-          <w:rStyle w:val="VerbatimChar"/>
-        </w:rPr>
-        <w:t xml:space="preserve">│  └───────────┘   └───────────┘   └──────────┘   │                │</w:t>
-      </w:r>
-      <w:r>
-        <w:br/>
-      </w:r>
-      <w:r>
-        <w:rPr>
-          <w:rStyle w:val="VerbatimChar"/>
-        </w:rPr>
-        <w:t xml:space="preserve">│                                                  ↓                │</w:t>
-      </w:r>
-      <w:r>
-        <w:br/>
-      </w:r>
-      <w:r>
-        <w:rPr>
-          <w:rStyle w:val="VerbatimChar"/>
-        </w:rPr>
-        <w:t xml:space="preserve">│  ┌───────────┐                       ┌────────────────┐          │</w:t>
-      </w:r>
-      <w:r>
-        <w:br/>
-      </w:r>
-      <w:r>
-        <w:rPr>
-          <w:rStyle w:val="VerbatimChar"/>
-        </w:rPr>
-        <w:t xml:space="preserve">│  │ NOTIF-SVC │←──────────────────────│   RabbitMQ     │          │</w:t>
-      </w:r>
-      <w:r>
-        <w:br/>
-      </w:r>
-      <w:r>
-        <w:rPr>
-          <w:rStyle w:val="VerbatimChar"/>
-        </w:rPr>
-        <w:t xml:space="preserve">│  │ :8084     │   consume eventos      │   :5672:15672  │          │</w:t>
-      </w:r>
-      <w:r>
-        <w:br/>
-      </w:r>
-      <w:r>
-        <w:rPr>
-          <w:rStyle w:val="VerbatimChar"/>
-        </w:rPr>
-        <w:t xml:space="preserve">│  └─────┬─────┘                       └────────────────┘          │</w:t>
-      </w:r>
-      <w:r>
-        <w:br/>
-      </w:r>
-      <w:r>
-        <w:rPr>
-          <w:rStyle w:val="VerbatimChar"/>
-        </w:rPr>
-        <w:t xml:space="preserve">│        ↓                                                          │</w:t>
-      </w:r>
-      <w:r>
-        <w:br/>
-      </w:r>
-      <w:r>
-        <w:rPr>
-          <w:rStyle w:val="VerbatimChar"/>
-        </w:rPr>
-        <w:t xml:space="preserve">│  ┌───────────┐                                                     │</w:t>
-      </w:r>
-      <w:r>
-        <w:br/>
-      </w:r>
-      <w:r>
-        <w:rPr>
-          <w:rStyle w:val="VerbatimChar"/>
-        </w:rPr>
-        <w:t xml:space="preserve">│  │ PG Notif  │                                                     │</w:t>
-      </w:r>
-      <w:r>
-        <w:br/>
-      </w:r>
-      <w:r>
-        <w:rPr>
-          <w:rStyle w:val="VerbatimChar"/>
-        </w:rPr>
-        <w:t xml:space="preserve">│  │ :5436     │                                                     │</w:t>
-      </w:r>
-      <w:r>
-        <w:br/>
-      </w:r>
-      <w:r>
-        <w:rPr>
-          <w:rStyle w:val="VerbatimChar"/>
-        </w:rPr>
-        <w:t xml:space="preserve">│  └───────────┘                                                     │</w:t>
-      </w:r>
-      <w:r>
-        <w:br/>
-      </w:r>
-      <w:r>
-        <w:rPr>
-          <w:rStyle w:val="VerbatimChar"/>
-        </w:rPr>
-        <w:t xml:space="preserve">└──────────────────────────────────────────────────────────────────┘</w:t>
+        <w:drawing>
+          <wp:inline>
+            <wp:extent cx="5753100" cy="776547"/>
+            <wp:effectExtent b="0" l="0" r="0" t="0"/>
+            <wp:docPr descr="Diagrama de Despliegue" title="" id="18" name="Picture"/>
+            <a:graphic>
+              <a:graphicData uri="http://schemas.openxmlformats.org/drawingml/2006/picture">
+                <pic:pic>
+                  <pic:nvPicPr>
+                    <pic:cNvPr descr="diagramas/despliegue.png" id="19" name="Picture"/>
+                    <pic:cNvPicPr>
+                      <a:picLocks noChangeArrowheads="1" noChangeAspect="1"/>
+                    </pic:cNvPicPr>
+                  </pic:nvPicPr>
+                  <pic:blipFill>
+                    <a:blip r:embed="rId17"/>
+                    <a:stretch>
+                      <a:fillRect/>
+                    </a:stretch>
+                  </pic:blipFill>
+                  <pic:spPr bwMode="auto">
+                    <a:xfrm>
+                      <a:off x="0" y="0"/>
+                      <a:ext cx="5753100" cy="776547"/>
+                    </a:xfrm>
+                    <a:prstGeom prst="rect">
+                      <a:avLst/>
+                    </a:prstGeom>
+                    <a:noFill/>
+                    <a:ln w="9525">
+                      <a:noFill/>
+                      <a:headEnd/>
+                      <a:tailEnd/>
+                    </a:ln>
+                  </pic:spPr>
+                </pic:pic>
+              </a:graphicData>
+            </a:graphic>
+          </wp:inline>
+        </w:drawing>
       </w:r>
     </w:p>
-    <w:bookmarkEnd w:id="17"/>
-    <w:bookmarkStart w:id="18" w:name="bounded-contexts"/>
+    <w:p>
+      <w:pPr>
+        <w:pStyle w:val="ImageCaption"/>
+      </w:pPr>
+      <w:r>
+        <w:t xml:space="preserve">Diagrama de Despliegue</w:t>
+      </w:r>
+    </w:p>
+    <w:bookmarkEnd w:id="20"/>
+    <w:bookmarkStart w:id="21" w:name="bounded-contexts"/>
     <w:p>
       <w:pPr>
         <w:pStyle w:val="Heading3"/>
@@ -1487,8 +1313,8 @@
         </w:tc>
       </w:tr>
     </w:tbl>
-    <w:bookmarkEnd w:id="18"/>
-    <w:bookmarkStart w:id="19" w:name="comunicacion"/>
+    <w:bookmarkEnd w:id="21"/>
+    <w:bookmarkStart w:id="22" w:name="comunicacion"/>
     <w:p>
       <w:pPr>
         <w:pStyle w:val="Heading3"/>
@@ -1726,9 +1552,9 @@
         </w:pict>
       </w:r>
     </w:p>
-    <w:bookmarkEnd w:id="19"/>
-    <w:bookmarkEnd w:id="20"/>
-    <w:bookmarkStart w:id="25" w:name="clean-architecture-por-servicio"/>
+    <w:bookmarkEnd w:id="22"/>
+    <w:bookmarkEnd w:id="23"/>
+    <w:bookmarkStart w:id="28" w:name="clean-architecture-por-servicio"/>
     <w:p>
       <w:pPr>
         <w:pStyle w:val="Heading2"/>
@@ -1750,18 +1576,18 @@
           <wp:inline>
             <wp:extent cx="5753100" cy="9749380"/>
             <wp:effectExtent b="0" l="0" r="0" t="0"/>
-            <wp:docPr descr="" title="" id="22" name="Picture"/>
+            <wp:docPr descr="" title="" id="25" name="Picture"/>
             <a:graphic>
               <a:graphicData uri="http://schemas.openxmlformats.org/drawingml/2006/picture">
                 <pic:pic>
                   <pic:nvPicPr>
-                    <pic:cNvPr descr="diagramas/componentes.png" id="23" name="Picture"/>
+                    <pic:cNvPr descr="diagramas/componentes.png" id="26" name="Picture"/>
                     <pic:cNvPicPr>
                       <a:picLocks noChangeArrowheads="1" noChangeAspect="1"/>
                     </pic:cNvPicPr>
                   </pic:nvPicPr>
                   <pic:blipFill>
-                    <a:blip r:embed="rId21"/>
+                    <a:blip r:embed="rId24"/>
                     <a:stretch>
                       <a:fillRect/>
                     </a:stretch>
@@ -2051,7 +1877,7 @@
         </w:tc>
       </w:tr>
     </w:tbl>
-    <w:bookmarkStart w:id="24" w:name="ejemplo-expediente-service"/>
+    <w:bookmarkStart w:id="27" w:name="ejemplo-expediente-service"/>
     <w:p>
       <w:pPr>
         <w:pStyle w:val="Heading3"/>
@@ -2224,9 +2050,9 @@
         </w:pict>
       </w:r>
     </w:p>
-    <w:bookmarkEnd w:id="24"/>
-    <w:bookmarkEnd w:id="25"/>
-    <w:bookmarkStart w:id="26" w:name="principios-solid-aplicados"/>
+    <w:bookmarkEnd w:id="27"/>
+    <w:bookmarkEnd w:id="28"/>
+    <w:bookmarkStart w:id="29" w:name="principios-solid-aplicados"/>
     <w:p>
       <w:pPr>
         <w:pStyle w:val="Heading2"/>
@@ -2475,8 +2301,8 @@
         </w:pict>
       </w:r>
     </w:p>
-    <w:bookmarkEnd w:id="26"/>
-    <w:bookmarkStart w:id="30" w:name="patrones-arquitectonicos"/>
+    <w:bookmarkEnd w:id="29"/>
+    <w:bookmarkStart w:id="33" w:name="patrones-arquitectonicos"/>
     <w:p>
       <w:pPr>
         <w:pStyle w:val="Heading2"/>
@@ -2489,7 +2315,7 @@
         <w:t xml:space="preserve">6. Patrones Arquitectonicos</w:t>
       </w:r>
     </w:p>
-    <w:bookmarkStart w:id="27" w:name="estructurales"/>
+    <w:bookmarkStart w:id="30" w:name="estructurales"/>
     <w:p>
       <w:pPr>
         <w:pStyle w:val="Heading3"/>
@@ -2758,8 +2584,8 @@
         </w:tc>
       </w:tr>
     </w:tbl>
-    <w:bookmarkEnd w:id="27"/>
-    <w:bookmarkStart w:id="28" w:name="comunicacion-y-datos"/>
+    <w:bookmarkEnd w:id="30"/>
+    <w:bookmarkStart w:id="31" w:name="comunicacion-y-datos"/>
     <w:p>
       <w:pPr>
         <w:pStyle w:val="Heading3"/>
@@ -3066,8 +2892,8 @@
         </w:tc>
       </w:tr>
     </w:tbl>
-    <w:bookmarkEnd w:id="28"/>
-    <w:bookmarkStart w:id="29" w:name="resiliencia"/>
+    <w:bookmarkEnd w:id="31"/>
+    <w:bookmarkStart w:id="32" w:name="resiliencia"/>
     <w:p>
       <w:pPr>
         <w:pStyle w:val="Heading3"/>
@@ -3267,9 +3093,9 @@
         </w:pict>
       </w:r>
     </w:p>
-    <w:bookmarkEnd w:id="29"/>
-    <w:bookmarkEnd w:id="30"/>
-    <w:bookmarkStart w:id="31" w:name="patrones-de-diseno-gof"/>
+    <w:bookmarkEnd w:id="32"/>
+    <w:bookmarkEnd w:id="33"/>
+    <w:bookmarkStart w:id="34" w:name="patrones-de-diseno-gof"/>
     <w:p>
       <w:pPr>
         <w:pStyle w:val="Heading2"/>
@@ -3859,8 +3685,8 @@
         </w:pict>
       </w:r>
     </w:p>
-    <w:bookmarkEnd w:id="31"/>
-    <w:bookmarkStart w:id="35" w:name="despliegue-docker-compose"/>
+    <w:bookmarkEnd w:id="34"/>
+    <w:bookmarkStart w:id="38" w:name="despliegue-docker-compose"/>
     <w:p>
       <w:pPr>
         <w:pStyle w:val="Heading2"/>
@@ -3873,7 +3699,7 @@
         <w:t xml:space="preserve">8. Despliegue — Docker Compose</w:t>
       </w:r>
     </w:p>
-    <w:bookmarkStart w:id="32" w:name="contenedores-12"/>
+    <w:bookmarkStart w:id="35" w:name="contenedores-12"/>
     <w:p>
       <w:pPr>
         <w:pStyle w:val="Heading3"/>
@@ -4730,8 +4556,8 @@
         </w:tc>
       </w:tr>
     </w:tbl>
-    <w:bookmarkEnd w:id="32"/>
-    <w:bookmarkStart w:id="33" w:name="orden-de-arranque"/>
+    <w:bookmarkEnd w:id="35"/>
+    <w:bookmarkStart w:id="36" w:name="orden-de-arranque"/>
     <w:p>
       <w:pPr>
         <w:pStyle w:val="Heading3"/>
@@ -4791,8 +4617,8 @@
         <w:t xml:space="preserve">5. Frontend: nginx</w:t>
       </w:r>
     </w:p>
-    <w:bookmarkEnd w:id="33"/>
-    <w:bookmarkStart w:id="34" w:name="comandos"/>
+    <w:bookmarkEnd w:id="36"/>
+    <w:bookmarkStart w:id="37" w:name="comandos"/>
     <w:p>
       <w:pPr>
         <w:pStyle w:val="Heading3"/>
@@ -4982,9 +4808,9 @@
         </w:pict>
       </w:r>
     </w:p>
-    <w:bookmarkEnd w:id="34"/>
-    <w:bookmarkEnd w:id="35"/>
-    <w:bookmarkStart w:id="36" w:name="monitoreo-en-tiempo-real"/>
+    <w:bookmarkEnd w:id="37"/>
+    <w:bookmarkEnd w:id="38"/>
+    <w:bookmarkStart w:id="39" w:name="monitoreo-en-tiempo-real"/>
     <w:p>
       <w:pPr>
         <w:pStyle w:val="Heading2"/>
@@ -5089,10 +4915,19 @@
           <w:b/>
           <w:bCs/>
         </w:rPr>
-        <w:t xml:space="preserve">Indicadores</w:t>
-      </w:r>
-      <w:r>
-        <w:t xml:space="preserve">: verde = UP, amarillo = STARTING, rojo = DOWN</w:t>
+        <w:t xml:space="preserve">Grafica de actividad</w:t>
+      </w:r>
+      <w:r>
+        <w:t xml:space="preserve">: ActivityLogFilter intercepta todas las llamadas, ActivityBuffer 200 eventos,</w:t>
+      </w:r>
+      <w:r>
+        <w:t xml:space="preserve"> </w:t>
+      </w:r>
+      <w:r>
+        <w:rPr>
+          <w:rStyle w:val="VerbatimChar"/>
+        </w:rPr>
+        <w:t xml:space="preserve">/api/monitor/activity</w:t>
       </w:r>
     </w:p>
     <w:p>
@@ -5108,10 +4943,10 @@
           <w:b/>
           <w:bCs/>
         </w:rPr>
-        <w:t xml:space="preserve">Click en nodo</w:t>
-      </w:r>
-      <w:r>
-        <w:t xml:space="preserve">: muestra componentes (db, rabbit, disk, ping, ssl)</w:t>
+        <w:t xml:space="preserve">Indicadores</w:t>
+      </w:r>
+      <w:r>
+        <w:t xml:space="preserve">: verde = UP, amarillo = STARTING, rojo = DOWN</w:t>
       </w:r>
     </w:p>
     <w:p>
@@ -5127,10 +4962,10 @@
           <w:b/>
           <w:bCs/>
         </w:rPr>
-        <w:t xml:space="preserve">Boton Pausar/Reanudar</w:t>
-      </w:r>
-      <w:r>
-        <w:t xml:space="preserve">: detiene el polling</w:t>
+        <w:t xml:space="preserve">Click en nodo</w:t>
+      </w:r>
+      <w:r>
+        <w:t xml:space="preserve">: muestra componentes (db, rabbit, disk, ping, ssl) con panel detallado</w:t>
       </w:r>
     </w:p>
     <w:p>
@@ -5146,10 +4981,10 @@
           <w:b/>
           <w:bCs/>
         </w:rPr>
-        <w:t xml:space="preserve">Boton Sondear Ahora</w:t>
-      </w:r>
-      <w:r>
-        <w:t xml:space="preserve">: consulta inmediata</w:t>
+        <w:t xml:space="preserve">Boton Pausar/Reanudar</w:t>
+      </w:r>
+      <w:r>
+        <w:t xml:space="preserve">: detiene el polling</w:t>
       </w:r>
     </w:p>
     <w:p>
@@ -5165,10 +5000,10 @@
           <w:b/>
           <w:bCs/>
         </w:rPr>
-        <w:t xml:space="preserve">Header</w:t>
-      </w:r>
-      <w:r>
-        <w:t xml:space="preserve">: UP/DOWN count + latencia en ms</w:t>
+        <w:t xml:space="preserve">Boton Sondear Ahora</w:t>
+      </w:r>
+      <w:r>
+        <w:t xml:space="preserve">: consulta inmediata</w:t>
       </w:r>
     </w:p>
     <w:p>
@@ -5184,6 +5019,25 @@
           <w:b/>
           <w:bCs/>
         </w:rPr>
+        <w:t xml:space="preserve">Header</w:t>
+      </w:r>
+      <w:r>
+        <w:t xml:space="preserve">: UP/DOWN count + latencia en ms</w:t>
+      </w:r>
+    </w:p>
+    <w:p>
+      <w:pPr>
+        <w:pStyle w:val="Compact"/>
+        <w:numPr>
+          <w:ilvl w:val="0"/>
+          <w:numId w:val="1001"/>
+        </w:numPr>
+      </w:pPr>
+      <w:r>
+        <w:rPr>
+          <w:b/>
+          <w:bCs/>
+        </w:rPr>
         <w:t xml:space="preserve">Resumen</w:t>
       </w:r>
       <w:r>
@@ -5215,8 +5069,8 @@
         </w:pict>
       </w:r>
     </w:p>
-    <w:bookmarkEnd w:id="36"/>
-    <w:bookmarkStart w:id="37" w:name="endpoint-apistatus"/>
+    <w:bookmarkEnd w:id="39"/>
+    <w:bookmarkStart w:id="40" w:name="endpoint-apistatus"/>
     <w:p>
       <w:pPr>
         <w:pStyle w:val="Heading2"/>
@@ -6959,8 +6813,8 @@
         </w:pict>
       </w:r>
     </w:p>
-    <w:bookmarkEnd w:id="37"/>
-    <w:bookmarkStart w:id="38" w:name="acceso-publico-ngrok"/>
+    <w:bookmarkEnd w:id="40"/>
+    <w:bookmarkStart w:id="44" w:name="despliegue-en-produccion-railway-vercel"/>
     <w:p>
       <w:pPr>
         <w:pStyle w:val="Heading2"/>
@@ -6970,7 +6824,7 @@
           <w:b/>
           <w:bCs/>
         </w:rPr>
-        <w:t xml:space="preserve">11. Acceso Publico — ngrok</w:t>
+        <w:t xml:space="preserve">11. Despliegue en Produccion — Railway + Vercel</w:t>
       </w:r>
     </w:p>
     <w:p>
@@ -6978,7 +6832,206 @@
         <w:pStyle w:val="FirstParagraph"/>
       </w:pPr>
       <w:r>
-        <w:t xml:space="preserve">Para exponer el sistema a internet durante la presentacion:</w:t>
+        <w:t xml:space="preserve">El sistema se despliega en dos plataformas cloud:</w:t>
+      </w:r>
+    </w:p>
+    <w:tbl>
+      <w:tblPr>
+        <w:tblStyle w:val="Table"/>
+        <w:tblW w:type="pct" w:w="5000"/>
+        <w:tblLayout w:type="fixed"/>
+        <w:tblLook w:firstRow="1" w:lastRow="0" w:firstColumn="0" w:lastColumn="0" w:noHBand="0" w:noVBand="0" w:val="0020"/>
+      </w:tblPr>
+      <w:tblGrid>
+        <w:gridCol w:w="3090"/>
+        <w:gridCol w:w="3090"/>
+        <w:gridCol w:w="1738"/>
+      </w:tblGrid>
+      <w:tr>
+        <w:trPr>
+          <w:tblHeader w:val="on"/>
+        </w:trPr>
+        <w:tc>
+          <w:tcPr/>
+          <w:p>
+            <w:pPr>
+              <w:pStyle w:val="Compact"/>
+              <w:jc w:val="left"/>
+            </w:pPr>
+            <w:r>
+              <w:rPr>
+                <w:b/>
+                <w:bCs/>
+              </w:rPr>
+              <w:t xml:space="preserve">Componente</w:t>
+            </w:r>
+          </w:p>
+        </w:tc>
+        <w:tc>
+          <w:tcPr/>
+          <w:p>
+            <w:pPr>
+              <w:pStyle w:val="Compact"/>
+              <w:jc w:val="left"/>
+            </w:pPr>
+            <w:r>
+              <w:rPr>
+                <w:b/>
+                <w:bCs/>
+              </w:rPr>
+              <w:t xml:space="preserve">Plataforma</w:t>
+            </w:r>
+          </w:p>
+        </w:tc>
+        <w:tc>
+          <w:tcPr/>
+          <w:p>
+            <w:pPr>
+              <w:pStyle w:val="Compact"/>
+              <w:jc w:val="left"/>
+            </w:pPr>
+            <w:r>
+              <w:rPr>
+                <w:b/>
+                <w:bCs/>
+              </w:rPr>
+              <w:t xml:space="preserve">URL</w:t>
+            </w:r>
+          </w:p>
+        </w:tc>
+      </w:tr>
+      <w:tr>
+        <w:tc>
+          <w:tcPr/>
+          <w:p>
+            <w:pPr>
+              <w:pStyle w:val="Compact"/>
+              <w:jc w:val="left"/>
+            </w:pPr>
+            <w:r>
+              <w:t xml:space="preserve">Frontend React SPA</w:t>
+            </w:r>
+          </w:p>
+        </w:tc>
+        <w:tc>
+          <w:tcPr/>
+          <w:p>
+            <w:pPr>
+              <w:pStyle w:val="Compact"/>
+              <w:jc w:val="left"/>
+            </w:pPr>
+            <w:r>
+              <w:t xml:space="preserve">Vercel</w:t>
+            </w:r>
+          </w:p>
+        </w:tc>
+        <w:tc>
+          <w:tcPr/>
+          <w:p>
+            <w:pPr>
+              <w:pStyle w:val="Compact"/>
+              <w:jc w:val="left"/>
+            </w:pPr>
+            <w:r>
+              <w:rPr>
+                <w:rStyle w:val="VerbatimChar"/>
+              </w:rPr>
+              <w:t xml:space="preserve">https://frontend-ivory-nine-43.vercel.app</w:t>
+            </w:r>
+          </w:p>
+        </w:tc>
+      </w:tr>
+      <w:tr>
+        <w:tc>
+          <w:tcPr/>
+          <w:p>
+            <w:pPr>
+              <w:pStyle w:val="Compact"/>
+              <w:jc w:val="left"/>
+            </w:pPr>
+            <w:r>
+              <w:t xml:space="preserve">Backend (API Gateway)</w:t>
+            </w:r>
+          </w:p>
+        </w:tc>
+        <w:tc>
+          <w:tcPr/>
+          <w:p>
+            <w:pPr>
+              <w:pStyle w:val="Compact"/>
+              <w:jc w:val="left"/>
+            </w:pPr>
+            <w:r>
+              <w:t xml:space="preserve">Railway</w:t>
+            </w:r>
+          </w:p>
+        </w:tc>
+        <w:tc>
+          <w:tcPr/>
+          <w:p>
+            <w:pPr>
+              <w:pStyle w:val="Compact"/>
+              <w:jc w:val="left"/>
+            </w:pPr>
+            <w:r>
+              <w:rPr>
+                <w:rStyle w:val="VerbatimChar"/>
+              </w:rPr>
+              <w:t xml:space="preserve">https://api-gateway-production-e01a.up.railway.app</w:t>
+            </w:r>
+          </w:p>
+        </w:tc>
+      </w:tr>
+      <w:tr>
+        <w:tc>
+          <w:tcPr/>
+          <w:p>
+            <w:pPr>
+              <w:pStyle w:val="Compact"/>
+              <w:jc w:val="left"/>
+            </w:pPr>
+            <w:r>
+              <w:t xml:space="preserve">Backend (servicios)</w:t>
+            </w:r>
+          </w:p>
+        </w:tc>
+        <w:tc>
+          <w:tcPr/>
+          <w:p>
+            <w:pPr>
+              <w:pStyle w:val="Compact"/>
+              <w:jc w:val="left"/>
+            </w:pPr>
+            <w:r>
+              <w:t xml:space="preserve">Railway</w:t>
+            </w:r>
+          </w:p>
+        </w:tc>
+        <w:tc>
+          <w:tcPr/>
+          <w:p>
+            <w:pPr>
+              <w:pStyle w:val="Compact"/>
+              <w:jc w:val="left"/>
+            </w:pPr>
+            <w:r>
+              <w:t xml:space="preserve">6 servicios internos (private domain)</w:t>
+            </w:r>
+          </w:p>
+        </w:tc>
+      </w:tr>
+    </w:tbl>
+    <w:bookmarkStart w:id="41" w:name="frontend-en-vercel"/>
+    <w:p>
+      <w:pPr>
+        <w:pStyle w:val="Heading3"/>
+      </w:pPr>
+      <w:r>
+        <w:rPr>
+          <w:b/>
+          <w:bCs/>
+        </w:rPr>
+        <w:t xml:space="preserve">11.1 Frontend en Vercel</w:t>
       </w:r>
     </w:p>
     <w:p>
@@ -6987,90 +7040,1110 @@
       </w:pPr>
       <w:r>
         <w:rPr>
+          <w:rStyle w:val="BuiltInTok"/>
+        </w:rPr>
+        <w:t xml:space="preserve">cd</w:t>
+      </w:r>
+      <w:r>
+        <w:rPr>
+          <w:rStyle w:val="NormalTok"/>
+        </w:rPr>
+        <w:t xml:space="preserve"> frontend </w:t>
+      </w:r>
+      <w:r>
+        <w:rPr>
+          <w:rStyle w:val="KeywordTok"/>
+        </w:rPr>
+        <w:t xml:space="preserve">&amp;&amp;</w:t>
+      </w:r>
+      <w:r>
+        <w:rPr>
+          <w:rStyle w:val="NormalTok"/>
+        </w:rPr>
+        <w:t xml:space="preserve"> </w:t>
+      </w:r>
+      <w:r>
+        <w:rPr>
+          <w:rStyle w:val="ExtensionTok"/>
+        </w:rPr>
+        <w:t xml:space="preserve">npx</w:t>
+      </w:r>
+      <w:r>
+        <w:rPr>
+          <w:rStyle w:val="NormalTok"/>
+        </w:rPr>
+        <w:t xml:space="preserve"> vercel deploy </w:t>
+      </w:r>
+      <w:r>
+        <w:rPr>
+          <w:rStyle w:val="AttributeTok"/>
+        </w:rPr>
+        <w:t xml:space="preserve">--prod</w:t>
+      </w:r>
+      <w:r>
+        <w:rPr>
+          <w:rStyle w:val="NormalTok"/>
+        </w:rPr>
+        <w:t xml:space="preserve"> </w:t>
+      </w:r>
+      <w:r>
+        <w:rPr>
+          <w:rStyle w:val="AttributeTok"/>
+        </w:rPr>
+        <w:t xml:space="preserve">--yes</w:t>
+      </w:r>
+      <w:r>
+        <w:rPr>
+          <w:rStyle w:val="NormalTok"/>
+        </w:rPr>
+        <w:t xml:space="preserve"> </w:t>
+      </w:r>
+      <w:r>
+        <w:rPr>
+          <w:rStyle w:val="KeywordTok"/>
+        </w:rPr>
+        <w:t xml:space="preserve">&amp;&amp;</w:t>
+      </w:r>
+      <w:r>
+        <w:rPr>
+          <w:rStyle w:val="NormalTok"/>
+        </w:rPr>
+        <w:t xml:space="preserve"> </w:t>
+      </w:r>
+      <w:r>
+        <w:rPr>
+          <w:rStyle w:val="BuiltInTok"/>
+        </w:rPr>
+        <w:t xml:space="preserve">cd</w:t>
+      </w:r>
+      <w:r>
+        <w:rPr>
+          <w:rStyle w:val="NormalTok"/>
+        </w:rPr>
+        <w:t xml:space="preserve"> ..</w:t>
+      </w:r>
+    </w:p>
+    <w:p>
+      <w:pPr>
+        <w:pStyle w:val="FirstParagraph"/>
+      </w:pPr>
+      <w:r>
+        <w:t xml:space="preserve">El</w:t>
+      </w:r>
+      <w:r>
+        <w:t xml:space="preserve"> </w:t>
+      </w:r>
+      <w:r>
+        <w:rPr>
+          <w:rStyle w:val="VerbatimChar"/>
+        </w:rPr>
+        <w:t xml:space="preserve">public/config.js</w:t>
+      </w:r>
+      <w:r>
+        <w:t xml:space="preserve"> </w:t>
+      </w:r>
+      <w:r>
+        <w:t xml:space="preserve">detecta automaticamente el entorno:</w:t>
+      </w:r>
+    </w:p>
+    <w:p>
+      <w:pPr>
+        <w:pStyle w:val="SourceCode"/>
+      </w:pPr>
+      <w:r>
+        <w:rPr>
+          <w:rStyle w:val="NormalTok"/>
+        </w:rPr>
+        <w:t xml:space="preserve">API_URL </w:t>
+      </w:r>
+      <w:r>
+        <w:rPr>
+          <w:rStyle w:val="OperatorTok"/>
+        </w:rPr>
+        <w:t xml:space="preserve">=</w:t>
+      </w:r>
+      <w:r>
+        <w:rPr>
+          <w:rStyle w:val="NormalTok"/>
+        </w:rPr>
+        <w:t xml:space="preserve"> (</w:t>
+      </w:r>
+      <w:r>
+        <w:rPr>
+          <w:rStyle w:val="KeywordTok"/>
+        </w:rPr>
+        <w:t xml:space="preserve">function</w:t>
+      </w:r>
+      <w:r>
+        <w:rPr>
+          <w:rStyle w:val="NormalTok"/>
+        </w:rPr>
+        <w:t xml:space="preserve">() {</w:t>
+      </w:r>
+      <w:r>
+        <w:br/>
+      </w:r>
+      <w:r>
+        <w:rPr>
+          <w:rStyle w:val="NormalTok"/>
+        </w:rPr>
+        <w:t xml:space="preserve">  </w:t>
+      </w:r>
+      <w:r>
+        <w:rPr>
+          <w:rStyle w:val="KeywordTok"/>
+        </w:rPr>
+        <w:t xml:space="preserve">var</w:t>
+      </w:r>
+      <w:r>
+        <w:rPr>
+          <w:rStyle w:val="NormalTok"/>
+        </w:rPr>
+        <w:t xml:space="preserve"> host </w:t>
+      </w:r>
+      <w:r>
+        <w:rPr>
+          <w:rStyle w:val="OperatorTok"/>
+        </w:rPr>
+        <w:t xml:space="preserve">=</w:t>
+      </w:r>
+      <w:r>
+        <w:rPr>
+          <w:rStyle w:val="NormalTok"/>
+        </w:rPr>
+        <w:t xml:space="preserve"> </w:t>
+      </w:r>
+      <w:r>
+        <w:rPr>
+          <w:rStyle w:val="BuiltInTok"/>
+        </w:rPr>
+        <w:t xml:space="preserve">window</w:t>
+      </w:r>
+      <w:r>
+        <w:rPr>
+          <w:rStyle w:val="OperatorTok"/>
+        </w:rPr>
+        <w:t xml:space="preserve">.</w:t>
+      </w:r>
+      <w:r>
+        <w:rPr>
+          <w:rStyle w:val="AttributeTok"/>
+        </w:rPr>
+        <w:t xml:space="preserve">location</w:t>
+      </w:r>
+      <w:r>
+        <w:rPr>
+          <w:rStyle w:val="OperatorTok"/>
+        </w:rPr>
+        <w:t xml:space="preserve">.</w:t>
+      </w:r>
+      <w:r>
+        <w:rPr>
+          <w:rStyle w:val="AttributeTok"/>
+        </w:rPr>
+        <w:t xml:space="preserve">hostname</w:t>
+      </w:r>
+      <w:r>
+        <w:rPr>
+          <w:rStyle w:val="OperatorTok"/>
+        </w:rPr>
+        <w:t xml:space="preserve">;</w:t>
+      </w:r>
+      <w:r>
+        <w:br/>
+      </w:r>
+      <w:r>
+        <w:rPr>
+          <w:rStyle w:val="NormalTok"/>
+        </w:rPr>
+        <w:t xml:space="preserve">  </w:t>
+      </w:r>
+      <w:r>
+        <w:rPr>
+          <w:rStyle w:val="ControlFlowTok"/>
+        </w:rPr>
+        <w:t xml:space="preserve">if</w:t>
+      </w:r>
+      <w:r>
+        <w:rPr>
+          <w:rStyle w:val="NormalTok"/>
+        </w:rPr>
+        <w:t xml:space="preserve"> (host </w:t>
+      </w:r>
+      <w:r>
+        <w:rPr>
+          <w:rStyle w:val="OperatorTok"/>
+        </w:rPr>
+        <w:t xml:space="preserve">===</w:t>
+      </w:r>
+      <w:r>
+        <w:rPr>
+          <w:rStyle w:val="NormalTok"/>
+        </w:rPr>
+        <w:t xml:space="preserve"> </w:t>
+      </w:r>
+      <w:r>
+        <w:rPr>
+          <w:rStyle w:val="StringTok"/>
+        </w:rPr>
+        <w:t xml:space="preserve">"localhost"</w:t>
+      </w:r>
+      <w:r>
+        <w:rPr>
+          <w:rStyle w:val="NormalTok"/>
+        </w:rPr>
+        <w:t xml:space="preserve"> </w:t>
+      </w:r>
+      <w:r>
+        <w:rPr>
+          <w:rStyle w:val="OperatorTok"/>
+        </w:rPr>
+        <w:t xml:space="preserve">||</w:t>
+      </w:r>
+      <w:r>
+        <w:rPr>
+          <w:rStyle w:val="NormalTok"/>
+        </w:rPr>
+        <w:t xml:space="preserve"> host</w:t>
+      </w:r>
+      <w:r>
+        <w:rPr>
+          <w:rStyle w:val="OperatorTok"/>
+        </w:rPr>
+        <w:t xml:space="preserve">.</w:t>
+      </w:r>
+      <w:r>
+        <w:rPr>
+          <w:rStyle w:val="FunctionTok"/>
+        </w:rPr>
+        <w:t xml:space="preserve">endsWith</w:t>
+      </w:r>
+      <w:r>
+        <w:rPr>
+          <w:rStyle w:val="NormalTok"/>
+        </w:rPr>
+        <w:t xml:space="preserve">(</w:t>
+      </w:r>
+      <w:r>
+        <w:rPr>
+          <w:rStyle w:val="StringTok"/>
+        </w:rPr>
+        <w:t xml:space="preserve">".local"</w:t>
+      </w:r>
+      <w:r>
+        <w:rPr>
+          <w:rStyle w:val="NormalTok"/>
+        </w:rPr>
+        <w:t xml:space="preserve">))</w:t>
+      </w:r>
+      <w:r>
+        <w:br/>
+      </w:r>
+      <w:r>
+        <w:rPr>
+          <w:rStyle w:val="NormalTok"/>
+        </w:rPr>
+        <w:t xml:space="preserve">    </w:t>
+      </w:r>
+      <w:r>
+        <w:rPr>
+          <w:rStyle w:val="ControlFlowTok"/>
+        </w:rPr>
+        <w:t xml:space="preserve">return</w:t>
+      </w:r>
+      <w:r>
+        <w:rPr>
+          <w:rStyle w:val="NormalTok"/>
+        </w:rPr>
+        <w:t xml:space="preserve"> </w:t>
+      </w:r>
+      <w:r>
+        <w:rPr>
+          <w:rStyle w:val="StringTok"/>
+        </w:rPr>
+        <w:t xml:space="preserve">"/api"</w:t>
+      </w:r>
+      <w:r>
+        <w:rPr>
+          <w:rStyle w:val="OperatorTok"/>
+        </w:rPr>
+        <w:t xml:space="preserve">;</w:t>
+      </w:r>
+      <w:r>
+        <w:rPr>
+          <w:rStyle w:val="NormalTok"/>
+        </w:rPr>
+        <w:t xml:space="preserve"> </w:t>
+      </w:r>
+      <w:r>
+        <w:rPr>
           <w:rStyle w:val="CommentTok"/>
         </w:rPr>
-        <w:t xml:space="preserve"># Instalar ngrok (una vez)</w:t>
+        <w:t xml:space="preserve">// Docker local: nginx proxy</w:t>
       </w:r>
       <w:r>
         <w:br/>
       </w:r>
       <w:r>
         <w:rPr>
-          <w:rStyle w:val="ExtensionTok"/>
-        </w:rPr>
-        <w:t xml:space="preserve">winget</w:t>
-      </w:r>
-      <w:r>
-        <w:rPr>
           <w:rStyle w:val="NormalTok"/>
         </w:rPr>
-        <w:t xml:space="preserve"> install </w:t>
-      </w:r>
-      <w:r>
-        <w:rPr>
-          <w:rStyle w:val="AttributeTok"/>
-        </w:rPr>
-        <w:t xml:space="preserve">--id</w:t>
+        <w:t xml:space="preserve">  </w:t>
+      </w:r>
+      <w:r>
+        <w:rPr>
+          <w:rStyle w:val="ControlFlowTok"/>
+        </w:rPr>
+        <w:t xml:space="preserve">return</w:t>
       </w:r>
       <w:r>
         <w:rPr>
           <w:rStyle w:val="NormalTok"/>
         </w:rPr>
-        <w:t xml:space="preserve"> ngrok.ngrok</w:t>
+        <w:t xml:space="preserve"> </w:t>
+      </w:r>
+      <w:r>
+        <w:rPr>
+          <w:rStyle w:val="StringTok"/>
+        </w:rPr>
+        <w:t xml:space="preserve">"https://api-gateway-production-e01a.up.railway.app/api"</w:t>
+      </w:r>
+      <w:r>
+        <w:rPr>
+          <w:rStyle w:val="OperatorTok"/>
+        </w:rPr>
+        <w:t xml:space="preserve">;</w:t>
+      </w:r>
+      <w:r>
+        <w:rPr>
+          <w:rStyle w:val="NormalTok"/>
+        </w:rPr>
+        <w:t xml:space="preserve"> </w:t>
+      </w:r>
+      <w:r>
+        <w:rPr>
+          <w:rStyle w:val="CommentTok"/>
+        </w:rPr>
+        <w:t xml:space="preserve">// Vercel -&gt; Railway</w:t>
       </w:r>
       <w:r>
         <w:br/>
       </w:r>
       <w:r>
-        <w:br/>
-      </w:r>
-      <w:r>
-        <w:rPr>
-          <w:rStyle w:val="CommentTok"/>
-        </w:rPr>
-        <w:t xml:space="preserve"># Configurar authtoken (una vez)</w:t>
-      </w:r>
-      <w:r>
-        <w:br/>
-      </w:r>
-      <w:r>
-        <w:rPr>
-          <w:rStyle w:val="ExtensionTok"/>
-        </w:rPr>
-        <w:t xml:space="preserve">ngrok</w:t>
-      </w:r>
-      <w:r>
         <w:rPr>
           <w:rStyle w:val="NormalTok"/>
         </w:rPr>
-        <w:t xml:space="preserve"> config add-authtoken TU_TOKEN</w:t>
-      </w:r>
-      <w:r>
-        <w:br/>
-      </w:r>
-      <w:r>
-        <w:br/>
-      </w:r>
-      <w:r>
-        <w:rPr>
-          <w:rStyle w:val="CommentTok"/>
-        </w:rPr>
-        <w:t xml:space="preserve"># Exponer localhost:80</w:t>
-      </w:r>
-      <w:r>
-        <w:br/>
-      </w:r>
-      <w:r>
-        <w:rPr>
-          <w:rStyle w:val="ExtensionTok"/>
-        </w:rPr>
-        <w:t xml:space="preserve">ngrok</w:t>
-      </w:r>
-      <w:r>
-        <w:rPr>
-          <w:rStyle w:val="NormalTok"/>
-        </w:rPr>
-        <w:t xml:space="preserve"> http 80</w:t>
+        <w:t xml:space="preserve">})()</w:t>
+      </w:r>
+      <w:r>
+        <w:rPr>
+          <w:rStyle w:val="OperatorTok"/>
+        </w:rPr>
+        <w:t xml:space="preserve">;</w:t>
+      </w:r>
+    </w:p>
+    <w:bookmarkEnd w:id="41"/>
+    <w:bookmarkStart w:id="42" w:name="backend-en-railway-1212-servicios"/>
+    <w:p>
+      <w:pPr>
+        <w:pStyle w:val="Heading3"/>
+      </w:pPr>
+      <w:r>
+        <w:rPr>
+          <w:b/>
+          <w:bCs/>
+        </w:rPr>
+        <w:t xml:space="preserve">11.2 Backend en Railway (12/12 servicios)</w:t>
+      </w:r>
+    </w:p>
+    <w:tbl>
+      <w:tblPr>
+        <w:tblStyle w:val="Table"/>
+        <w:tblW w:type="pct" w:w="5000"/>
+        <w:tblLayout w:type="fixed"/>
+        <w:tblLook w:firstRow="1" w:lastRow="0" w:firstColumn="0" w:lastColumn="0" w:noHBand="0" w:noVBand="0" w:val="0020"/>
+      </w:tblPr>
+      <w:tblGrid>
+        <w:gridCol w:w="3080"/>
+        <w:gridCol w:w="2200"/>
+        <w:gridCol w:w="2640"/>
+      </w:tblGrid>
+      <w:tr>
+        <w:trPr>
+          <w:tblHeader w:val="on"/>
+        </w:trPr>
+        <w:tc>
+          <w:tcPr/>
+          <w:p>
+            <w:pPr>
+              <w:pStyle w:val="Compact"/>
+              <w:jc w:val="left"/>
+            </w:pPr>
+            <w:r>
+              <w:rPr>
+                <w:b/>
+                <w:bCs/>
+              </w:rPr>
+              <w:t xml:space="preserve">Servicio</w:t>
+            </w:r>
+          </w:p>
+        </w:tc>
+        <w:tc>
+          <w:tcPr/>
+          <w:p>
+            <w:pPr>
+              <w:pStyle w:val="Compact"/>
+              <w:jc w:val="left"/>
+            </w:pPr>
+            <w:r>
+              <w:rPr>
+                <w:b/>
+                <w:bCs/>
+              </w:rPr>
+              <w:t xml:space="preserve">Tipo</w:t>
+            </w:r>
+          </w:p>
+        </w:tc>
+        <w:tc>
+          <w:tcPr/>
+          <w:p>
+            <w:pPr>
+              <w:pStyle w:val="Compact"/>
+              <w:jc w:val="center"/>
+            </w:pPr>
+            <w:r>
+              <w:rPr>
+                <w:b/>
+                <w:bCs/>
+              </w:rPr>
+              <w:t xml:space="preserve">Estado</w:t>
+            </w:r>
+          </w:p>
+        </w:tc>
+      </w:tr>
+      <w:tr>
+        <w:tc>
+          <w:tcPr/>
+          <w:p>
+            <w:pPr>
+              <w:pStyle w:val="Compact"/>
+              <w:jc w:val="left"/>
+            </w:pPr>
+            <w:r>
+              <w:t xml:space="preserve">auth-db, presupuesto-db, expediente-db, notificacion-db</w:t>
+            </w:r>
+          </w:p>
+        </w:tc>
+        <w:tc>
+          <w:tcPr/>
+          <w:p>
+            <w:pPr>
+              <w:pStyle w:val="Compact"/>
+              <w:jc w:val="left"/>
+            </w:pPr>
+            <w:r>
+              <w:t xml:space="preserve">PostgreSQL 16-alpine</w:t>
+            </w:r>
+          </w:p>
+        </w:tc>
+        <w:tc>
+          <w:tcPr/>
+          <w:p>
+            <w:pPr>
+              <w:pStyle w:val="Compact"/>
+              <w:jc w:val="center"/>
+            </w:pPr>
+            <w:r>
+              <w:t xml:space="preserve">OK</w:t>
+            </w:r>
+          </w:p>
+        </w:tc>
+      </w:tr>
+      <w:tr>
+        <w:tc>
+          <w:tcPr/>
+          <w:p>
+            <w:pPr>
+              <w:pStyle w:val="Compact"/>
+              <w:jc w:val="left"/>
+            </w:pPr>
+            <w:r>
+              <w:t xml:space="preserve">rabbitmq</w:t>
+            </w:r>
+          </w:p>
+        </w:tc>
+        <w:tc>
+          <w:tcPr/>
+          <w:p>
+            <w:pPr>
+              <w:pStyle w:val="Compact"/>
+              <w:jc w:val="left"/>
+            </w:pPr>
+            <w:r>
+              <w:t xml:space="preserve">RabbitMQ 3-management-alpine</w:t>
+            </w:r>
+          </w:p>
+        </w:tc>
+        <w:tc>
+          <w:tcPr/>
+          <w:p>
+            <w:pPr>
+              <w:pStyle w:val="Compact"/>
+              <w:jc w:val="center"/>
+            </w:pPr>
+            <w:r>
+              <w:t xml:space="preserve">OK</w:t>
+            </w:r>
+          </w:p>
+        </w:tc>
+      </w:tr>
+      <w:tr>
+        <w:tc>
+          <w:tcPr/>
+          <w:p>
+            <w:pPr>
+              <w:pStyle w:val="Compact"/>
+              <w:jc w:val="left"/>
+            </w:pPr>
+            <w:r>
+              <w:t xml:space="preserve">eureka-server</w:t>
+            </w:r>
+          </w:p>
+        </w:tc>
+        <w:tc>
+          <w:tcPr/>
+          <w:p>
+            <w:pPr>
+              <w:pStyle w:val="Compact"/>
+              <w:jc w:val="left"/>
+            </w:pPr>
+            <w:r>
+              <w:t xml:space="preserve">Netflix Eureka (:8761)</w:t>
+            </w:r>
+          </w:p>
+        </w:tc>
+        <w:tc>
+          <w:tcPr/>
+          <w:p>
+            <w:pPr>
+              <w:pStyle w:val="Compact"/>
+              <w:jc w:val="center"/>
+            </w:pPr>
+            <w:r>
+              <w:t xml:space="preserve">OK</w:t>
+            </w:r>
+          </w:p>
+        </w:tc>
+      </w:tr>
+      <w:tr>
+        <w:tc>
+          <w:tcPr/>
+          <w:p>
+            <w:pPr>
+              <w:pStyle w:val="Compact"/>
+              <w:jc w:val="left"/>
+            </w:pPr>
+            <w:r>
+              <w:t xml:space="preserve">api-gateway</w:t>
+            </w:r>
+          </w:p>
+        </w:tc>
+        <w:tc>
+          <w:tcPr/>
+          <w:p>
+            <w:pPr>
+              <w:pStyle w:val="Compact"/>
+              <w:jc w:val="left"/>
+            </w:pPr>
+            <w:r>
+              <w:t xml:space="preserve">Spring Cloud Gateway (:8080)</w:t>
+            </w:r>
+          </w:p>
+        </w:tc>
+        <w:tc>
+          <w:tcPr/>
+          <w:p>
+            <w:pPr>
+              <w:pStyle w:val="Compact"/>
+              <w:jc w:val="center"/>
+            </w:pPr>
+            <w:r>
+              <w:t xml:space="preserve">OK</w:t>
+            </w:r>
+          </w:p>
+        </w:tc>
+      </w:tr>
+      <w:tr>
+        <w:tc>
+          <w:tcPr/>
+          <w:p>
+            <w:pPr>
+              <w:pStyle w:val="Compact"/>
+              <w:jc w:val="left"/>
+            </w:pPr>
+            <w:r>
+              <w:t xml:space="preserve">auth-service, presupuesto-service, expediente-service, notificacion-service</w:t>
+            </w:r>
+          </w:p>
+        </w:tc>
+        <w:tc>
+          <w:tcPr/>
+          <w:p>
+            <w:pPr>
+              <w:pStyle w:val="Compact"/>
+              <w:jc w:val="left"/>
+            </w:pPr>
+            <w:r>
+              <w:t xml:space="preserve">Spring Boot 3.4</w:t>
+            </w:r>
+          </w:p>
+        </w:tc>
+        <w:tc>
+          <w:tcPr/>
+          <w:p>
+            <w:pPr>
+              <w:pStyle w:val="Compact"/>
+              <w:jc w:val="center"/>
+            </w:pPr>
+            <w:r>
+              <w:t xml:space="preserve">OK</w:t>
+            </w:r>
+          </w:p>
+        </w:tc>
+      </w:tr>
+    </w:tbl>
+    <w:bookmarkEnd w:id="42"/>
+    <w:bookmarkStart w:id="43" w:name="lecciones-aprendidas-railway"/>
+    <w:p>
+      <w:pPr>
+        <w:pStyle w:val="Heading3"/>
+      </w:pPr>
+      <w:r>
+        <w:rPr>
+          <w:b/>
+          <w:bCs/>
+        </w:rPr>
+        <w:t xml:space="preserve">11.3 Lecciones Aprendidas (Railway)</w:t>
+      </w:r>
+    </w:p>
+    <w:p>
+      <w:pPr>
+        <w:pStyle w:val="Compact"/>
+        <w:numPr>
+          <w:ilvl w:val="0"/>
+          <w:numId w:val="1002"/>
+        </w:numPr>
+      </w:pPr>
+      <w:r>
+        <w:rPr>
+          <w:b/>
+          <w:bCs/>
+        </w:rPr>
+        <w:t xml:space="preserve">EUREKA_INSTANCE_HOSTNAME es obligatorio</w:t>
+      </w:r>
+      <w:r>
+        <w:t xml:space="preserve">: sin esto los servicios registran su container ID (ej:</w:t>
+      </w:r>
+      <w:r>
+        <w:t xml:space="preserve"> </w:t>
+      </w:r>
+      <w:r>
+        <w:rPr>
+          <w:rStyle w:val="VerbatimChar"/>
+        </w:rPr>
+        <w:t xml:space="preserve">1cd254d6997e</w:t>
+      </w:r>
+      <w:r>
+        <w:t xml:space="preserve">), que no es resoluble por otros servicios →</w:t>
+      </w:r>
+      <w:r>
+        <w:t xml:space="preserve"> </w:t>
+      </w:r>
+      <w:r>
+        <w:rPr>
+          <w:rStyle w:val="VerbatimChar"/>
+        </w:rPr>
+        <w:t xml:space="preserve">UnknownHostException</w:t>
+      </w:r>
+    </w:p>
+    <w:p>
+      <w:pPr>
+        <w:pStyle w:val="Compact"/>
+        <w:numPr>
+          <w:ilvl w:val="0"/>
+          <w:numId w:val="1002"/>
+        </w:numPr>
+      </w:pPr>
+      <w:r>
+        <w:rPr>
+          <w:b/>
+          <w:bCs/>
+        </w:rPr>
+        <w:t xml:space="preserve">EUREKA_CLIENT_SERVICEURL_DEFAULTZONE</w:t>
+      </w:r>
+      <w:r>
+        <w:t xml:space="preserve"> </w:t>
+      </w:r>
+      <w:r>
+        <w:t xml:space="preserve">usa el private domain real de Railway (</w:t>
+      </w:r>
+      <w:r>
+        <w:rPr>
+          <w:rStyle w:val="VerbatimChar"/>
+        </w:rPr>
+        <w:t xml:space="preserve">sisexp-upla-springboot.railway.internal</w:t>
+      </w:r>
+      <w:r>
+        <w:t xml:space="preserve">), no el nombre del servicio</w:t>
+      </w:r>
+    </w:p>
+    <w:p>
+      <w:pPr>
+        <w:pStyle w:val="Compact"/>
+        <w:numPr>
+          <w:ilvl w:val="0"/>
+          <w:numId w:val="1002"/>
+        </w:numPr>
+      </w:pPr>
+      <w:r>
+        <w:rPr>
+          <w:b/>
+          <w:bCs/>
+        </w:rPr>
+        <w:t xml:space="preserve">CORS</w:t>
+      </w:r>
+      <w:r>
+        <w:t xml:space="preserve">:</w:t>
+      </w:r>
+      <w:r>
+        <w:t xml:space="preserve"> </w:t>
+      </w:r>
+      <w:r>
+        <w:rPr>
+          <w:rStyle w:val="VerbatimChar"/>
+        </w:rPr>
+        <w:t xml:space="preserve">allowCredentials=false</w:t>
+      </w:r>
+      <w:r>
+        <w:t xml:space="preserve"> </w:t>
+      </w:r>
+      <w:r>
+        <w:t xml:space="preserve">+</w:t>
+      </w:r>
+      <w:r>
+        <w:t xml:space="preserve"> </w:t>
+      </w:r>
+      <w:r>
+        <w:rPr>
+          <w:rStyle w:val="VerbatimChar"/>
+        </w:rPr>
+        <w:t xml:space="preserve">allowedOriginPatterns=*</w:t>
+      </w:r>
+      <w:r>
+        <w:t xml:space="preserve"> </w:t>
+      </w:r>
+      <w:r>
+        <w:t xml:space="preserve">(incompatible con</w:t>
+      </w:r>
+      <w:r>
+        <w:t xml:space="preserve"> </w:t>
+      </w:r>
+      <w:r>
+        <w:rPr>
+          <w:rStyle w:val="VerbatimChar"/>
+        </w:rPr>
+        <w:t xml:space="preserve">*</w:t>
+      </w:r>
+      <w:r>
+        <w:t xml:space="preserve"> </w:t>
+      </w:r>
+      <w:r>
+        <w:t xml:space="preserve">origins con credentials)</w:t>
+      </w:r>
+    </w:p>
+    <w:p>
+      <w:pPr>
+        <w:pStyle w:val="Compact"/>
+        <w:numPr>
+          <w:ilvl w:val="0"/>
+          <w:numId w:val="1002"/>
+        </w:numPr>
+      </w:pPr>
+      <w:r>
+        <w:rPr>
+          <w:b/>
+          <w:bCs/>
+        </w:rPr>
+        <w:t xml:space="preserve">Railway CLI v4.30.5</w:t>
+      </w:r>
+      <w:r>
+        <w:t xml:space="preserve">: interactiva, usar flags</w:t>
+      </w:r>
+      <w:r>
+        <w:t xml:space="preserve"> </w:t>
+      </w:r>
+      <w:r>
+        <w:rPr>
+          <w:rStyle w:val="VerbatimChar"/>
+        </w:rPr>
+        <w:t xml:space="preserve">--service</w:t>
+      </w:r>
+      <w:r>
+        <w:t xml:space="preserve">,</w:t>
+      </w:r>
+      <w:r>
+        <w:t xml:space="preserve"> </w:t>
+      </w:r>
+      <w:r>
+        <w:rPr>
+          <w:rStyle w:val="VerbatimChar"/>
+        </w:rPr>
+        <w:t xml:space="preserve">--variables</w:t>
+      </w:r>
+      <w:r>
+        <w:t xml:space="preserve">,</w:t>
+      </w:r>
+      <w:r>
+        <w:t xml:space="preserve"> </w:t>
+      </w:r>
+      <w:r>
+        <w:rPr>
+          <w:rStyle w:val="VerbatimChar"/>
+        </w:rPr>
+        <w:t xml:space="preserve">-y</w:t>
+      </w:r>
+      <w:r>
+        <w:t xml:space="preserve">. Espaciar consultas para evitar rate limit Cloudflare 1015</w:t>
+      </w:r>
+    </w:p>
+    <w:p>
+      <w:pPr>
+        <w:pStyle w:val="Compact"/>
+        <w:numPr>
+          <w:ilvl w:val="0"/>
+          <w:numId w:val="1002"/>
+        </w:numPr>
+      </w:pPr>
+      <w:r>
+        <w:rPr>
+          <w:b/>
+          <w:bCs/>
+        </w:rPr>
+        <w:t xml:space="preserve">No ngrok</w:t>
+      </w:r>
+      <w:r>
+        <w:t xml:space="preserve">: free tier muestra pagina interstitial que bloquea CORS preflight. Se migro a Railway con dominio publico</w:t>
+      </w:r>
+    </w:p>
+    <w:p>
+      <w:r>
+        <w:pict>
+          <v:rect style="width:0;height:1.5pt" o:hralign="center" o:hrstd="t" o:hr="t"/>
+        </w:pict>
+      </w:r>
+    </w:p>
+    <w:bookmarkEnd w:id="43"/>
+    <w:bookmarkEnd w:id="44"/>
+    <w:bookmarkStart w:id="46" w:name="seed-data"/>
+    <w:p>
+      <w:pPr>
+        <w:pStyle w:val="Heading2"/>
+      </w:pPr>
+      <w:r>
+        <w:rPr>
+          <w:b/>
+          <w:bCs/>
+        </w:rPr>
+        <w:t xml:space="preserve">12. Seed Data</w:t>
+      </w:r>
+    </w:p>
+    <w:tbl>
+      <w:tblPr>
+        <w:tblStyle w:val="Table"/>
+        <w:tblW w:type="pct" w:w="5000"/>
+        <w:tblLayout w:type="fixed"/>
+        <w:tblLook w:firstRow="1" w:lastRow="0" w:firstColumn="0" w:lastColumn="0" w:noHBand="0" w:noVBand="0" w:val="0020"/>
+      </w:tblPr>
+      <w:tblGrid>
+        <w:gridCol w:w="2704"/>
+        <w:gridCol w:w="2704"/>
+        <w:gridCol w:w="2511"/>
+      </w:tblGrid>
+      <w:tr>
+        <w:trPr>
+          <w:tblHeader w:val="on"/>
+        </w:trPr>
+        <w:tc>
+          <w:tcPr/>
+          <w:p>
+            <w:pPr>
+              <w:pStyle w:val="Compact"/>
+              <w:jc w:val="left"/>
+            </w:pPr>
+            <w:r>
+              <w:rPr>
+                <w:b/>
+                <w:bCs/>
+              </w:rPr>
+              <w:t xml:space="preserve">Servicio</w:t>
+            </w:r>
+          </w:p>
+        </w:tc>
+        <w:tc>
+          <w:tcPr/>
+          <w:p>
+            <w:pPr>
+              <w:pStyle w:val="Compact"/>
+              <w:jc w:val="left"/>
+            </w:pPr>
+            <w:r>
+              <w:rPr>
+                <w:b/>
+                <w:bCs/>
+              </w:rPr>
+              <w:t xml:space="preserve">Cantidad</w:t>
+            </w:r>
+          </w:p>
+        </w:tc>
+        <w:tc>
+          <w:tcPr/>
+          <w:p>
+            <w:pPr>
+              <w:pStyle w:val="Compact"/>
+              <w:jc w:val="left"/>
+            </w:pPr>
+            <w:r>
+              <w:rPr>
+                <w:b/>
+                <w:bCs/>
+              </w:rPr>
+              <w:t xml:space="preserve">Detalle</w:t>
+            </w:r>
+          </w:p>
+        </w:tc>
+      </w:tr>
+      <w:tr>
+        <w:tc>
+          <w:tcPr/>
+          <w:p>
+            <w:pPr>
+              <w:pStyle w:val="Compact"/>
+              <w:jc w:val="left"/>
+            </w:pPr>
+            <w:r>
+              <w:t xml:space="preserve">auth-service</w:t>
+            </w:r>
+          </w:p>
+        </w:tc>
+        <w:tc>
+          <w:tcPr/>
+          <w:p>
+            <w:pPr>
+              <w:pStyle w:val="Compact"/>
+              <w:jc w:val="left"/>
+            </w:pPr>
+            <w:r>
+              <w:t xml:space="preserve">6 usuarios</w:t>
+            </w:r>
+          </w:p>
+        </w:tc>
+        <w:tc>
+          <w:tcPr/>
+          <w:p>
+            <w:pPr>
+              <w:pStyle w:val="Compact"/>
+              <w:jc w:val="left"/>
+            </w:pPr>
+            <w:r>
+              <w:t xml:space="preserve">1 por cada rol: Admin, Coordinacion, Secretaria, Director, Laboratorio, Decanato</w:t>
+            </w:r>
+          </w:p>
+        </w:tc>
+      </w:tr>
+      <w:tr>
+        <w:tc>
+          <w:tcPr/>
+          <w:p>
+            <w:pPr>
+              <w:pStyle w:val="Compact"/>
+              <w:jc w:val="left"/>
+            </w:pPr>
+            <w:r>
+              <w:t xml:space="preserve">presupuesto-service</w:t>
+            </w:r>
+          </w:p>
+        </w:tc>
+        <w:tc>
+          <w:tcPr/>
+          <w:p>
+            <w:pPr>
+              <w:pStyle w:val="Compact"/>
+              <w:jc w:val="left"/>
+            </w:pPr>
+            <w:r>
+              <w:t xml:space="preserve">5 techos, 20 POI, 80 PAP, 4 notas</w:t>
+            </w:r>
+          </w:p>
+        </w:tc>
+        <w:tc>
+          <w:tcPr/>
+          <w:p>
+            <w:pPr>
+              <w:pStyle w:val="Compact"/>
+              <w:jc w:val="left"/>
+            </w:pPr>
+            <w:r>
+              <w:t xml:space="preserve">Techos 2022-2026. S/1.5M en 2026 (50% usado). Notas modificatorias en estados pendiente/configurada/rechazada</w:t>
+            </w:r>
+          </w:p>
+        </w:tc>
+      </w:tr>
+      <w:tr>
+        <w:tc>
+          <w:tcPr/>
+          <w:p>
+            <w:pPr>
+              <w:pStyle w:val="Compact"/>
+              <w:jc w:val="left"/>
+            </w:pPr>
+            <w:r>
+              <w:t xml:space="preserve">expediente-service</w:t>
+            </w:r>
+          </w:p>
+        </w:tc>
+        <w:tc>
+          <w:tcPr/>
+          <w:p>
+            <w:pPr>
+              <w:pStyle w:val="Compact"/>
+              <w:jc w:val="left"/>
+            </w:pPr>
+            <w:r>
+              <w:t xml:space="preserve">8 expedientes + 6 logs</w:t>
+            </w:r>
+          </w:p>
+        </w:tc>
+        <w:tc>
+          <w:tcPr/>
+          <w:p>
+            <w:pPr>
+              <w:pStyle w:val="Compact"/>
+              <w:jc w:val="left"/>
+            </w:pPr>
+            <w:r>
+              <w:t xml:space="preserve">7 estados distintos (Borrador a Finalizado), urgencias variadas</w:t>
+            </w:r>
+          </w:p>
+        </w:tc>
+      </w:tr>
+    </w:tbl>
+    <w:bookmarkStart w:id="45" w:name="credenciales-de-prueba"/>
+    <w:p>
+      <w:pPr>
+        <w:pStyle w:val="Heading3"/>
+      </w:pPr>
+      <w:r>
+        <w:t xml:space="preserve">Credenciales de prueba</w:t>
       </w:r>
     </w:p>
     <w:tbl>
@@ -7080,8 +8153,9 @@
         <w:tblLook w:firstRow="1" w:lastRow="0" w:firstColumn="0" w:lastColumn="0" w:noHBand="0" w:noVBand="0" w:val="0020"/>
       </w:tblPr>
       <w:tblGrid>
-        <w:gridCol w:w="3960"/>
-        <w:gridCol w:w="3960"/>
+        <w:gridCol w:w="2640"/>
+        <w:gridCol w:w="2640"/>
+        <w:gridCol w:w="2640"/>
       </w:tblGrid>
       <w:tr>
         <w:trPr>
@@ -7099,7 +8173,7 @@
                 <w:b/>
                 <w:bCs/>
               </w:rPr>
-              <w:t xml:space="preserve">Propiedad</w:t>
+              <w:t xml:space="preserve">Rol</w:t>
             </w:r>
           </w:p>
         </w:tc>
@@ -7115,7 +8189,23 @@
                 <w:b/>
                 <w:bCs/>
               </w:rPr>
-              <w:t xml:space="preserve">Valor</w:t>
+              <w:t xml:space="preserve">Email</w:t>
+            </w:r>
+          </w:p>
+        </w:tc>
+        <w:tc>
+          <w:tcPr/>
+          <w:p>
+            <w:pPr>
+              <w:pStyle w:val="Compact"/>
+              <w:jc w:val="left"/>
+            </w:pPr>
+            <w:r>
+              <w:rPr>
+                <w:b/>
+                <w:bCs/>
+              </w:rPr>
+              <w:t xml:space="preserve">Password</w:t>
             </w:r>
           </w:p>
         </w:tc>
@@ -7129,22 +8219,31 @@
               <w:jc w:val="left"/>
             </w:pPr>
             <w:r>
-              <w:t xml:space="preserve">URL actual</w:t>
-            </w:r>
-          </w:p>
-        </w:tc>
-        <w:tc>
-          <w:tcPr/>
-          <w:p>
-            <w:pPr>
-              <w:pStyle w:val="Compact"/>
-              <w:jc w:val="left"/>
-            </w:pPr>
-            <w:r>
-              <w:rPr>
-                <w:rStyle w:val="VerbatimChar"/>
-              </w:rPr>
-              <w:t xml:space="preserve">https://7fbf-179-6-45-108.ngrok-free.app</w:t>
+              <w:t xml:space="preserve">Administrador</w:t>
+            </w:r>
+          </w:p>
+        </w:tc>
+        <w:tc>
+          <w:tcPr/>
+          <w:p>
+            <w:pPr>
+              <w:pStyle w:val="Compact"/>
+              <w:jc w:val="left"/>
+            </w:pPr>
+            <w:r>
+              <w:t xml:space="preserve">jefe@upla.edu.pe</w:t>
+            </w:r>
+          </w:p>
+        </w:tc>
+        <w:tc>
+          <w:tcPr/>
+          <w:p>
+            <w:pPr>
+              <w:pStyle w:val="Compact"/>
+              <w:jc w:val="left"/>
+            </w:pPr>
+            <w:r>
+              <w:t xml:space="preserve">jefe123</w:t>
             </w:r>
           </w:p>
         </w:tc>
@@ -7158,19 +8257,31 @@
               <w:jc w:val="left"/>
             </w:pPr>
             <w:r>
-              <w:t xml:space="preserve">Cambio por reinicio</w:t>
-            </w:r>
-          </w:p>
-        </w:tc>
-        <w:tc>
-          <w:tcPr/>
-          <w:p>
-            <w:pPr>
-              <w:pStyle w:val="Compact"/>
-              <w:jc w:val="left"/>
-            </w:pPr>
-            <w:r>
-              <w:t xml:space="preserve">La URL cambia cada vez que se reinicia ngrok</w:t>
+              <w:t xml:space="preserve">Coordinacion</w:t>
+            </w:r>
+          </w:p>
+        </w:tc>
+        <w:tc>
+          <w:tcPr/>
+          <w:p>
+            <w:pPr>
+              <w:pStyle w:val="Compact"/>
+              <w:jc w:val="left"/>
+            </w:pPr>
+            <w:r>
+              <w:t xml:space="preserve">coord@upla.edu.pe</w:t>
+            </w:r>
+          </w:p>
+        </w:tc>
+        <w:tc>
+          <w:tcPr/>
+          <w:p>
+            <w:pPr>
+              <w:pStyle w:val="Compact"/>
+              <w:jc w:val="left"/>
+            </w:pPr>
+            <w:r>
+              <w:t xml:space="preserve">coord123</w:t>
             </w:r>
           </w:p>
         </w:tc>
@@ -7184,19 +8295,600 @@
               <w:jc w:val="left"/>
             </w:pPr>
             <w:r>
-              <w:t xml:space="preserve">URL fija</w:t>
-            </w:r>
-          </w:p>
-        </w:tc>
-        <w:tc>
-          <w:tcPr/>
-          <w:p>
-            <w:pPr>
-              <w:pStyle w:val="Compact"/>
-              <w:jc w:val="left"/>
-            </w:pPr>
-            <w:r>
-              <w:t xml:space="preserve">Requiere plan pago</w:t>
+              <w:t xml:space="preserve">Secretaria</w:t>
+            </w:r>
+          </w:p>
+        </w:tc>
+        <w:tc>
+          <w:tcPr/>
+          <w:p>
+            <w:pPr>
+              <w:pStyle w:val="Compact"/>
+              <w:jc w:val="left"/>
+            </w:pPr>
+            <w:r>
+              <w:t xml:space="preserve">secretaria@upla.edu.pe</w:t>
+            </w:r>
+          </w:p>
+        </w:tc>
+        <w:tc>
+          <w:tcPr/>
+          <w:p>
+            <w:pPr>
+              <w:pStyle w:val="Compact"/>
+              <w:jc w:val="left"/>
+            </w:pPr>
+            <w:r>
+              <w:t xml:space="preserve">secretaria123</w:t>
+            </w:r>
+          </w:p>
+        </w:tc>
+      </w:tr>
+      <w:tr>
+        <w:tc>
+          <w:tcPr/>
+          <w:p>
+            <w:pPr>
+              <w:pStyle w:val="Compact"/>
+              <w:jc w:val="left"/>
+            </w:pPr>
+            <w:r>
+              <w:t xml:space="preserve">Director</w:t>
+            </w:r>
+          </w:p>
+        </w:tc>
+        <w:tc>
+          <w:tcPr/>
+          <w:p>
+            <w:pPr>
+              <w:pStyle w:val="Compact"/>
+              <w:jc w:val="left"/>
+            </w:pPr>
+            <w:r>
+              <w:t xml:space="preserve">director@upla.edu.pe</w:t>
+            </w:r>
+          </w:p>
+        </w:tc>
+        <w:tc>
+          <w:tcPr/>
+          <w:p>
+            <w:pPr>
+              <w:pStyle w:val="Compact"/>
+              <w:jc w:val="left"/>
+            </w:pPr>
+            <w:r>
+              <w:t xml:space="preserve">director123</w:t>
+            </w:r>
+          </w:p>
+        </w:tc>
+      </w:tr>
+      <w:tr>
+        <w:tc>
+          <w:tcPr/>
+          <w:p>
+            <w:pPr>
+              <w:pStyle w:val="Compact"/>
+              <w:jc w:val="left"/>
+            </w:pPr>
+            <w:r>
+              <w:t xml:space="preserve">Laboratorio</w:t>
+            </w:r>
+          </w:p>
+        </w:tc>
+        <w:tc>
+          <w:tcPr/>
+          <w:p>
+            <w:pPr>
+              <w:pStyle w:val="Compact"/>
+              <w:jc w:val="left"/>
+            </w:pPr>
+            <w:r>
+              <w:t xml:space="preserve">lab@upla.edu.pe</w:t>
+            </w:r>
+          </w:p>
+        </w:tc>
+        <w:tc>
+          <w:tcPr/>
+          <w:p>
+            <w:pPr>
+              <w:pStyle w:val="Compact"/>
+              <w:jc w:val="left"/>
+            </w:pPr>
+            <w:r>
+              <w:t xml:space="preserve">lab123</w:t>
+            </w:r>
+          </w:p>
+        </w:tc>
+      </w:tr>
+      <w:tr>
+        <w:tc>
+          <w:tcPr/>
+          <w:p>
+            <w:pPr>
+              <w:pStyle w:val="Compact"/>
+              <w:jc w:val="left"/>
+            </w:pPr>
+            <w:r>
+              <w:t xml:space="preserve">Decanato</w:t>
+            </w:r>
+          </w:p>
+        </w:tc>
+        <w:tc>
+          <w:tcPr/>
+          <w:p>
+            <w:pPr>
+              <w:pStyle w:val="Compact"/>
+              <w:jc w:val="left"/>
+            </w:pPr>
+            <w:r>
+              <w:t xml:space="preserve">decanato@upla.edu.pe</w:t>
+            </w:r>
+          </w:p>
+        </w:tc>
+        <w:tc>
+          <w:tcPr/>
+          <w:p>
+            <w:pPr>
+              <w:pStyle w:val="Compact"/>
+              <w:jc w:val="left"/>
+            </w:pPr>
+            <w:r>
+              <w:t xml:space="preserve">decanato123</w:t>
+            </w:r>
+          </w:p>
+        </w:tc>
+      </w:tr>
+    </w:tbl>
+    <w:p>
+      <w:r>
+        <w:pict>
+          <v:rect style="width:0;height:1.5pt" o:hralign="center" o:hrstd="t" o:hr="t"/>
+        </w:pict>
+      </w:r>
+    </w:p>
+    <w:bookmarkEnd w:id="45"/>
+    <w:bookmarkEnd w:id="46"/>
+    <w:bookmarkStart w:id="47" w:name="data-types-post-auditoria"/>
+    <w:p>
+      <w:pPr>
+        <w:pStyle w:val="Heading2"/>
+      </w:pPr>
+      <w:r>
+        <w:rPr>
+          <w:b/>
+          <w:bCs/>
+        </w:rPr>
+        <w:t xml:space="preserve">13. Data Types — Post-Auditoria</w:t>
+      </w:r>
+    </w:p>
+    <w:tbl>
+      <w:tblPr>
+        <w:tblStyle w:val="Table"/>
+        <w:tblW w:type="pct" w:w="5000"/>
+        <w:tblLayout w:type="fixed"/>
+        <w:tblLook w:firstRow="1" w:lastRow="0" w:firstColumn="0" w:lastColumn="0" w:noHBand="0" w:noVBand="0" w:val="0020"/>
+      </w:tblPr>
+      <w:tblGrid>
+        <w:gridCol w:w="1942"/>
+        <w:gridCol w:w="1643"/>
+        <w:gridCol w:w="1494"/>
+        <w:gridCol w:w="2839"/>
+      </w:tblGrid>
+      <w:tr>
+        <w:trPr>
+          <w:tblHeader w:val="on"/>
+        </w:trPr>
+        <w:tc>
+          <w:tcPr/>
+          <w:p>
+            <w:pPr>
+              <w:pStyle w:val="Compact"/>
+              <w:jc w:val="left"/>
+            </w:pPr>
+            <w:r>
+              <w:rPr>
+                <w:b/>
+                <w:bCs/>
+              </w:rPr>
+              <w:t xml:space="preserve">Entidad</w:t>
+            </w:r>
+          </w:p>
+        </w:tc>
+        <w:tc>
+          <w:tcPr/>
+          <w:p>
+            <w:pPr>
+              <w:pStyle w:val="Compact"/>
+              <w:jc w:val="left"/>
+            </w:pPr>
+            <w:r>
+              <w:rPr>
+                <w:b/>
+                <w:bCs/>
+              </w:rPr>
+              <w:t xml:space="preserve">Campo</w:t>
+            </w:r>
+          </w:p>
+        </w:tc>
+        <w:tc>
+          <w:tcPr/>
+          <w:p>
+            <w:pPr>
+              <w:pStyle w:val="Compact"/>
+              <w:jc w:val="left"/>
+            </w:pPr>
+            <w:r>
+              <w:rPr>
+                <w:b/>
+                <w:bCs/>
+              </w:rPr>
+              <w:t xml:space="preserve">Tipo</w:t>
+            </w:r>
+          </w:p>
+        </w:tc>
+        <w:tc>
+          <w:tcPr/>
+          <w:p>
+            <w:pPr>
+              <w:pStyle w:val="Compact"/>
+              <w:jc w:val="left"/>
+            </w:pPr>
+            <w:r>
+              <w:rPr>
+                <w:b/>
+                <w:bCs/>
+              </w:rPr>
+              <w:t xml:space="preserve">Justificacion</w:t>
+            </w:r>
+          </w:p>
+        </w:tc>
+      </w:tr>
+      <w:tr>
+        <w:tc>
+          <w:tcPr/>
+          <w:p>
+            <w:pPr>
+              <w:pStyle w:val="Compact"/>
+              <w:jc w:val="left"/>
+            </w:pPr>
+            <w:r>
+              <w:t xml:space="preserve">NotaModificatoria</w:t>
+            </w:r>
+          </w:p>
+        </w:tc>
+        <w:tc>
+          <w:tcPr/>
+          <w:p>
+            <w:pPr>
+              <w:pStyle w:val="Compact"/>
+              <w:jc w:val="left"/>
+            </w:pPr>
+            <w:r>
+              <w:t xml:space="preserve">tipo</w:t>
+            </w:r>
+          </w:p>
+        </w:tc>
+        <w:tc>
+          <w:tcPr/>
+          <w:p>
+            <w:pPr>
+              <w:pStyle w:val="Compact"/>
+              <w:jc w:val="left"/>
+            </w:pPr>
+            <w:r>
+              <w:t xml:space="preserve">TipoNota enum</w:t>
+            </w:r>
+          </w:p>
+        </w:tc>
+        <w:tc>
+          <w:tcPr/>
+          <w:p>
+            <w:pPr>
+              <w:pStyle w:val="Compact"/>
+              <w:jc w:val="left"/>
+            </w:pPr>
+            <w:r>
+              <w:t xml:space="preserve">inclusion_item / inclusion_actividad</w:t>
+            </w:r>
+          </w:p>
+        </w:tc>
+      </w:tr>
+      <w:tr>
+        <w:tc>
+          <w:tcPr/>
+          <w:p>
+            <w:pPr>
+              <w:pStyle w:val="Compact"/>
+              <w:jc w:val="left"/>
+            </w:pPr>
+            <w:r>
+              <w:t xml:space="preserve">NotaModificatoria</w:t>
+            </w:r>
+          </w:p>
+        </w:tc>
+        <w:tc>
+          <w:tcPr/>
+          <w:p>
+            <w:pPr>
+              <w:pStyle w:val="Compact"/>
+              <w:jc w:val="left"/>
+            </w:pPr>
+            <w:r>
+              <w:t xml:space="preserve">estado</w:t>
+            </w:r>
+          </w:p>
+        </w:tc>
+        <w:tc>
+          <w:tcPr/>
+          <w:p>
+            <w:pPr>
+              <w:pStyle w:val="Compact"/>
+              <w:jc w:val="left"/>
+            </w:pPr>
+            <w:r>
+              <w:t xml:space="preserve">EstadoNota enum</w:t>
+            </w:r>
+          </w:p>
+        </w:tc>
+        <w:tc>
+          <w:tcPr/>
+          <w:p>
+            <w:pPr>
+              <w:pStyle w:val="Compact"/>
+              <w:jc w:val="left"/>
+            </w:pPr>
+            <w:r>
+              <w:t xml:space="preserve">pendiente / configurada / rechazada</w:t>
+            </w:r>
+          </w:p>
+        </w:tc>
+      </w:tr>
+      <w:tr>
+        <w:tc>
+          <w:tcPr/>
+          <w:p>
+            <w:pPr>
+              <w:pStyle w:val="Compact"/>
+              <w:jc w:val="left"/>
+            </w:pPr>
+            <w:r>
+              <w:t xml:space="preserve">NotaModificatoria</w:t>
+            </w:r>
+          </w:p>
+        </w:tc>
+        <w:tc>
+          <w:tcPr/>
+          <w:p>
+            <w:pPr>
+              <w:pStyle w:val="Compact"/>
+              <w:jc w:val="left"/>
+            </w:pPr>
+            <w:r>
+              <w:t xml:space="preserve">nuevoTipo</w:t>
+            </w:r>
+          </w:p>
+        </w:tc>
+        <w:tc>
+          <w:tcPr/>
+          <w:p>
+            <w:pPr>
+              <w:pStyle w:val="Compact"/>
+              <w:jc w:val="left"/>
+            </w:pPr>
+            <w:r>
+              <w:t xml:space="preserve">Naturaleza enum</w:t>
+            </w:r>
+          </w:p>
+        </w:tc>
+        <w:tc>
+          <w:tcPr/>
+          <w:p>
+            <w:pPr>
+              <w:pStyle w:val="Compact"/>
+              <w:jc w:val="left"/>
+            </w:pPr>
+            <w:r>
+              <w:t xml:space="preserve">Bien / Servicio</w:t>
+            </w:r>
+          </w:p>
+        </w:tc>
+      </w:tr>
+      <w:tr>
+        <w:tc>
+          <w:tcPr/>
+          <w:p>
+            <w:pPr>
+              <w:pStyle w:val="Compact"/>
+              <w:jc w:val="left"/>
+            </w:pPr>
+            <w:r>
+              <w:t xml:space="preserve">NotaModificatoria</w:t>
+            </w:r>
+          </w:p>
+        </w:tc>
+        <w:tc>
+          <w:tcPr/>
+          <w:p>
+            <w:pPr>
+              <w:pStyle w:val="Compact"/>
+              <w:jc w:val="left"/>
+            </w:pPr>
+            <w:r>
+              <w:t xml:space="preserve">justificacion</w:t>
+            </w:r>
+          </w:p>
+        </w:tc>
+        <w:tc>
+          <w:tcPr/>
+          <w:p>
+            <w:pPr>
+              <w:pStyle w:val="Compact"/>
+              <w:jc w:val="left"/>
+            </w:pPr>
+            <w:r>
+              <w:t xml:space="preserve">TEXT</w:t>
+            </w:r>
+          </w:p>
+        </w:tc>
+        <w:tc>
+          <w:tcPr/>
+          <w:p>
+            <w:pPr>
+              <w:pStyle w:val="Compact"/>
+              <w:jc w:val="left"/>
+            </w:pPr>
+            <w:r>
+              <w:t xml:space="preserve">Sin limite arbitrario (era VARCHAR(2000))</w:t>
+            </w:r>
+          </w:p>
+        </w:tc>
+      </w:tr>
+      <w:tr>
+        <w:tc>
+          <w:tcPr/>
+          <w:p>
+            <w:pPr>
+              <w:pStyle w:val="Compact"/>
+              <w:jc w:val="left"/>
+            </w:pPr>
+            <w:r>
+              <w:t xml:space="preserve">DocumentoAdjunto</w:t>
+            </w:r>
+          </w:p>
+        </w:tc>
+        <w:tc>
+          <w:tcPr/>
+          <w:p>
+            <w:pPr>
+              <w:pStyle w:val="Compact"/>
+              <w:jc w:val="left"/>
+            </w:pPr>
+            <w:r>
+              <w:t xml:space="preserve">tamano</w:t>
+            </w:r>
+          </w:p>
+        </w:tc>
+        <w:tc>
+          <w:tcPr/>
+          <w:p>
+            <w:pPr>
+              <w:pStyle w:val="Compact"/>
+              <w:jc w:val="left"/>
+            </w:pPr>
+            <w:r>
+              <w:t xml:space="preserve">Long</w:t>
+            </w:r>
+          </w:p>
+        </w:tc>
+        <w:tc>
+          <w:tcPr/>
+          <w:p>
+            <w:pPr>
+              <w:pStyle w:val="Compact"/>
+              <w:jc w:val="left"/>
+            </w:pPr>
+            <w:r>
+              <w:t xml:space="preserve">Archivos &gt;2GB (era Integer, max 2.1GB)</w:t>
+            </w:r>
+          </w:p>
+        </w:tc>
+      </w:tr>
+      <w:tr>
+        <w:tc>
+          <w:tcPr/>
+          <w:p>
+            <w:pPr>
+              <w:pStyle w:val="Compact"/>
+              <w:jc w:val="left"/>
+            </w:pPr>
+            <w:r>
+              <w:t xml:space="preserve">Usuario</w:t>
+            </w:r>
+          </w:p>
+        </w:tc>
+        <w:tc>
+          <w:tcPr/>
+          <w:p>
+            <w:pPr>
+              <w:pStyle w:val="Compact"/>
+              <w:jc w:val="left"/>
+            </w:pPr>
+            <w:r>
+              <w:t xml:space="preserve">email</w:t>
+            </w:r>
+          </w:p>
+        </w:tc>
+        <w:tc>
+          <w:tcPr/>
+          <w:p>
+            <w:pPr>
+              <w:pStyle w:val="Compact"/>
+              <w:jc w:val="left"/>
+            </w:pPr>
+            <w:r>
+              <w:t xml:space="preserve">length=254</w:t>
+            </w:r>
+          </w:p>
+        </w:tc>
+        <w:tc>
+          <w:tcPr/>
+          <w:p>
+            <w:pPr>
+              <w:pStyle w:val="Compact"/>
+              <w:jc w:val="left"/>
+            </w:pPr>
+            <w:r>
+              <w:t xml:space="preserve">RFC 5321</w:t>
+            </w:r>
+          </w:p>
+        </w:tc>
+      </w:tr>
+      <w:tr>
+        <w:tc>
+          <w:tcPr/>
+          <w:p>
+            <w:pPr>
+              <w:pStyle w:val="Compact"/>
+              <w:jc w:val="left"/>
+            </w:pPr>
+            <w:r>
+              <w:t xml:space="preserve">Usuario</w:t>
+            </w:r>
+          </w:p>
+        </w:tc>
+        <w:tc>
+          <w:tcPr/>
+          <w:p>
+            <w:pPr>
+              <w:pStyle w:val="Compact"/>
+              <w:jc w:val="left"/>
+            </w:pPr>
+            <w:r>
+              <w:t xml:space="preserve">nombre</w:t>
+            </w:r>
+          </w:p>
+        </w:tc>
+        <w:tc>
+          <w:tcPr/>
+          <w:p>
+            <w:pPr>
+              <w:pStyle w:val="Compact"/>
+              <w:jc w:val="left"/>
+            </w:pPr>
+            <w:r>
+              <w:t xml:space="preserve">length=150</w:t>
+            </w:r>
+          </w:p>
+        </w:tc>
+        <w:tc>
+          <w:tcPr/>
+          <w:p>
+            <w:pPr>
+              <w:pStyle w:val="Compact"/>
+              <w:jc w:val="left"/>
+            </w:pPr>
+            <w:r>
+              <w:t xml:space="preserve">Acotado</w:t>
             </w:r>
           </w:p>
         </w:tc>
@@ -7204,29 +8896,28 @@
     </w:tbl>
     <w:p>
       <w:pPr>
-        <w:pStyle w:val="BlockText"/>
+        <w:pStyle w:val="BodyText"/>
       </w:pPr>
       <w:r>
-        <w:rPr>
-          <w:b/>
-          <w:bCs/>
-        </w:rPr>
-        <w:t xml:space="preserve">NOTA</w:t>
-      </w:r>
-      <w:r>
-        <w:t xml:space="preserve">: Los visitantes que ingresan por ngrok Free veran una pagina de advertencia — deben hacer click en</w:t>
+        <w:t xml:space="preserve">Todos los montos: BigDecimal precision=12, scale=2. Enums:</w:t>
       </w:r>
       <w:r>
         <w:t xml:space="preserve"> </w:t>
       </w:r>
       <w:r>
-        <w:t xml:space="preserve">“Visit Site”</w:t>
+        <w:t xml:space="preserve">@Enumerated</w:t>
+      </w:r>
+      <w:r>
+        <w:t xml:space="preserve">(EnumType.STRING). FK entre servicios: Long (sin</w:t>
       </w:r>
       <w:r>
         <w:t xml:space="preserve"> </w:t>
       </w:r>
       <w:r>
-        <w:t xml:space="preserve">para continuar.</w:t>
+        <w:t xml:space="preserve">@ManyToOne</w:t>
+      </w:r>
+      <w:r>
+        <w:t xml:space="preserve">).</w:t>
       </w:r>
     </w:p>
     <w:p>
@@ -7236,8 +8927,8 @@
         </w:pict>
       </w:r>
     </w:p>
-    <w:bookmarkEnd w:id="38"/>
-    <w:bookmarkStart w:id="39" w:name="api-reference"/>
+    <w:bookmarkEnd w:id="47"/>
+    <w:bookmarkStart w:id="53" w:name="api-reference-44-endpoints"/>
     <w:p>
       <w:pPr>
         <w:pStyle w:val="Heading2"/>
@@ -7247,7 +8938,16 @@
           <w:b/>
           <w:bCs/>
         </w:rPr>
-        <w:t xml:space="preserve">12. API Reference</w:t>
+        <w:t xml:space="preserve">14. API Reference (44 endpoints)</w:t>
+      </w:r>
+    </w:p>
+    <w:bookmarkStart w:id="48" w:name="auth-usuarios"/>
+    <w:p>
+      <w:pPr>
+        <w:pStyle w:val="Heading3"/>
+      </w:pPr>
+      <w:r>
+        <w:t xml:space="preserve">Auth &amp; Usuarios</w:t>
       </w:r>
     </w:p>
     <w:tbl>
@@ -7476,7 +9176,7 @@
               <w:jc w:val="center"/>
             </w:pPr>
             <w:r>
-              <w:t xml:space="preserve">Admin</w:t>
+              <w:t xml:space="preserve">JWT</w:t>
             </w:r>
           </w:p>
         </w:tc>
@@ -7502,19 +9202,19 @@
               <w:jc w:val="left"/>
             </w:pPr>
             <w:r>
-              <w:t xml:space="preserve">/api/techos-presupuestales</w:t>
-            </w:r>
-          </w:p>
-        </w:tc>
-        <w:tc>
-          <w:tcPr/>
-          <w:p>
-            <w:pPr>
-              <w:pStyle w:val="Compact"/>
-              <w:jc w:val="left"/>
-            </w:pPr>
-            <w:r>
-              <w:t xml:space="preserve">presupuesto-service</w:t>
+              <w:t xml:space="preserve">/api/status</w:t>
+            </w:r>
+          </w:p>
+        </w:tc>
+        <w:tc>
+          <w:tcPr/>
+          <w:p>
+            <w:pPr>
+              <w:pStyle w:val="Compact"/>
+              <w:jc w:val="left"/>
+            </w:pPr>
+            <w:r>
+              <w:t xml:space="preserve">auth-service</w:t>
             </w:r>
           </w:p>
         </w:tc>
@@ -7526,7 +9226,7 @@
               <w:jc w:val="center"/>
             </w:pPr>
             <w:r>
-              <w:t xml:space="preserve">JWT</w:t>
+              <w:t xml:space="preserve">No</w:t>
             </w:r>
           </w:p>
         </w:tc>
@@ -7540,31 +9240,31 @@
               <w:jc w:val="left"/>
             </w:pPr>
             <w:r>
-              <w:t xml:space="preserve">POST</w:t>
-            </w:r>
-          </w:p>
-        </w:tc>
-        <w:tc>
-          <w:tcPr/>
-          <w:p>
-            <w:pPr>
-              <w:pStyle w:val="Compact"/>
-              <w:jc w:val="left"/>
-            </w:pPr>
-            <w:r>
-              <w:t xml:space="preserve">/api/techos-presupuestales</w:t>
-            </w:r>
-          </w:p>
-        </w:tc>
-        <w:tc>
-          <w:tcPr/>
-          <w:p>
-            <w:pPr>
-              <w:pStyle w:val="Compact"/>
-              <w:jc w:val="left"/>
-            </w:pPr>
-            <w:r>
-              <w:t xml:space="preserve">presupuesto-service</w:t>
+              <w:t xml:space="preserve">GET</w:t>
+            </w:r>
+          </w:p>
+        </w:tc>
+        <w:tc>
+          <w:tcPr/>
+          <w:p>
+            <w:pPr>
+              <w:pStyle w:val="Compact"/>
+              <w:jc w:val="left"/>
+            </w:pPr>
+            <w:r>
+              <w:t xml:space="preserve">/api/health</w:t>
+            </w:r>
+          </w:p>
+        </w:tc>
+        <w:tc>
+          <w:tcPr/>
+          <w:p>
+            <w:pPr>
+              <w:pStyle w:val="Compact"/>
+              <w:jc w:val="left"/>
+            </w:pPr>
+            <w:r>
+              <w:t xml:space="preserve">auth-service</w:t>
             </w:r>
           </w:p>
         </w:tc>
@@ -7576,7 +9276,100 @@
               <w:jc w:val="center"/>
             </w:pPr>
             <w:r>
-              <w:t xml:space="preserve">JWT</w:t>
+              <w:t xml:space="preserve">No</w:t>
+            </w:r>
+          </w:p>
+        </w:tc>
+      </w:tr>
+    </w:tbl>
+    <w:bookmarkEnd w:id="48"/>
+    <w:bookmarkStart w:id="49" w:name="presupuesto"/>
+    <w:p>
+      <w:pPr>
+        <w:pStyle w:val="Heading3"/>
+      </w:pPr>
+      <w:r>
+        <w:t xml:space="preserve">Presupuesto</w:t>
+      </w:r>
+    </w:p>
+    <w:tbl>
+      <w:tblPr>
+        <w:tblStyle w:val="Table"/>
+        <w:tblW w:type="pct" w:w="5000"/>
+        <w:tblLayout w:type="fixed"/>
+        <w:tblLook w:firstRow="1" w:lastRow="0" w:firstColumn="0" w:lastColumn="0" w:noHBand="0" w:noVBand="0" w:val="0020"/>
+      </w:tblPr>
+      <w:tblGrid>
+        <w:gridCol w:w="2066"/>
+        <w:gridCol w:w="1721"/>
+        <w:gridCol w:w="2410"/>
+        <w:gridCol w:w="1721"/>
+      </w:tblGrid>
+      <w:tr>
+        <w:trPr>
+          <w:tblHeader w:val="on"/>
+        </w:trPr>
+        <w:tc>
+          <w:tcPr/>
+          <w:p>
+            <w:pPr>
+              <w:pStyle w:val="Compact"/>
+              <w:jc w:val="left"/>
+            </w:pPr>
+            <w:r>
+              <w:rPr>
+                <w:b/>
+                <w:bCs/>
+              </w:rPr>
+              <w:t xml:space="preserve">Metodo</w:t>
+            </w:r>
+          </w:p>
+        </w:tc>
+        <w:tc>
+          <w:tcPr/>
+          <w:p>
+            <w:pPr>
+              <w:pStyle w:val="Compact"/>
+              <w:jc w:val="left"/>
+            </w:pPr>
+            <w:r>
+              <w:rPr>
+                <w:b/>
+                <w:bCs/>
+              </w:rPr>
+              <w:t xml:space="preserve">Ruta</w:t>
+            </w:r>
+          </w:p>
+        </w:tc>
+        <w:tc>
+          <w:tcPr/>
+          <w:p>
+            <w:pPr>
+              <w:pStyle w:val="Compact"/>
+              <w:jc w:val="left"/>
+            </w:pPr>
+            <w:r>
+              <w:rPr>
+                <w:b/>
+                <w:bCs/>
+              </w:rPr>
+              <w:t xml:space="preserve">Servicio</w:t>
+            </w:r>
+          </w:p>
+        </w:tc>
+        <w:tc>
+          <w:tcPr/>
+          <w:p>
+            <w:pPr>
+              <w:pStyle w:val="Compact"/>
+              <w:jc w:val="center"/>
+            </w:pPr>
+            <w:r>
+              <w:rPr>
+                <w:b/>
+                <w:bCs/>
+              </w:rPr>
+              <w:t xml:space="preserve">Auth</w:t>
             </w:r>
           </w:p>
         </w:tc>
@@ -7602,7 +9395,7 @@
               <w:jc w:val="left"/>
             </w:pPr>
             <w:r>
-              <w:t xml:space="preserve">/api/actividades-poi</w:t>
+              <w:t xml:space="preserve">/api/techos-presupuestales</w:t>
             </w:r>
           </w:p>
         </w:tc>
@@ -7640,19 +9433,19 @@
               <w:jc w:val="left"/>
             </w:pPr>
             <w:r>
-              <w:t xml:space="preserve">POST</w:t>
-            </w:r>
-          </w:p>
-        </w:tc>
-        <w:tc>
-          <w:tcPr/>
-          <w:p>
-            <w:pPr>
-              <w:pStyle w:val="Compact"/>
-              <w:jc w:val="left"/>
-            </w:pPr>
-            <w:r>
-              <w:t xml:space="preserve">/api/necesidades-pap</w:t>
+              <w:t xml:space="preserve">GET</w:t>
+            </w:r>
+          </w:p>
+        </w:tc>
+        <w:tc>
+          <w:tcPr/>
+          <w:p>
+            <w:pPr>
+              <w:pStyle w:val="Compact"/>
+              <w:jc w:val="left"/>
+            </w:pPr>
+            <w:r>
+              <w:t xml:space="preserve">/api/actividades-poi/techo/{id}</w:t>
             </w:r>
           </w:p>
         </w:tc>
@@ -7702,19 +9495,19 @@
               <w:jc w:val="left"/>
             </w:pPr>
             <w:r>
-              <w:t xml:space="preserve">/api/expedientes</w:t>
-            </w:r>
-          </w:p>
-        </w:tc>
-        <w:tc>
-          <w:tcPr/>
-          <w:p>
-            <w:pPr>
-              <w:pStyle w:val="Compact"/>
-              <w:jc w:val="left"/>
-            </w:pPr>
-            <w:r>
-              <w:t xml:space="preserve">expediente-service</w:t>
+              <w:t xml:space="preserve">/api/necesidades-pap/actividad/{id}</w:t>
+            </w:r>
+          </w:p>
+        </w:tc>
+        <w:tc>
+          <w:tcPr/>
+          <w:p>
+            <w:pPr>
+              <w:pStyle w:val="Compact"/>
+              <w:jc w:val="left"/>
+            </w:pPr>
+            <w:r>
+              <w:t xml:space="preserve">presupuesto-service</w:t>
             </w:r>
           </w:p>
         </w:tc>
@@ -7740,31 +9533,31 @@
               <w:jc w:val="left"/>
             </w:pPr>
             <w:r>
-              <w:t xml:space="preserve">POST</w:t>
-            </w:r>
-          </w:p>
-        </w:tc>
-        <w:tc>
-          <w:tcPr/>
-          <w:p>
-            <w:pPr>
-              <w:pStyle w:val="Compact"/>
-              <w:jc w:val="left"/>
-            </w:pPr>
-            <w:r>
-              <w:t xml:space="preserve">/api/expedientes</w:t>
-            </w:r>
-          </w:p>
-        </w:tc>
-        <w:tc>
-          <w:tcPr/>
-          <w:p>
-            <w:pPr>
-              <w:pStyle w:val="Compact"/>
-              <w:jc w:val="left"/>
-            </w:pPr>
-            <w:r>
-              <w:t xml:space="preserve">expediente-service</w:t>
+              <w:t xml:space="preserve">GET/POST</w:t>
+            </w:r>
+          </w:p>
+        </w:tc>
+        <w:tc>
+          <w:tcPr/>
+          <w:p>
+            <w:pPr>
+              <w:pStyle w:val="Compact"/>
+              <w:jc w:val="left"/>
+            </w:pPr>
+            <w:r>
+              <w:t xml:space="preserve">/api/notas-modificatorias</w:t>
+            </w:r>
+          </w:p>
+        </w:tc>
+        <w:tc>
+          <w:tcPr/>
+          <w:p>
+            <w:pPr>
+              <w:pStyle w:val="Compact"/>
+              <w:jc w:val="left"/>
+            </w:pPr>
+            <w:r>
+              <w:t xml:space="preserve">presupuesto-service</w:t>
             </w:r>
           </w:p>
         </w:tc>
@@ -7802,19 +9595,19 @@
               <w:jc w:val="left"/>
             </w:pPr>
             <w:r>
-              <w:t xml:space="preserve">/api/expedientes/{id}/estado</w:t>
-            </w:r>
-          </w:p>
-        </w:tc>
-        <w:tc>
-          <w:tcPr/>
-          <w:p>
-            <w:pPr>
-              <w:pStyle w:val="Compact"/>
-              <w:jc w:val="left"/>
-            </w:pPr>
-            <w:r>
-              <w:t xml:space="preserve">expediente-service</w:t>
+              <w:t xml:space="preserve">/api/notas-modificatorias/{id}/configurar</w:t>
+            </w:r>
+          </w:p>
+        </w:tc>
+        <w:tc>
+          <w:tcPr/>
+          <w:p>
+            <w:pPr>
+              <w:pStyle w:val="Compact"/>
+              <w:jc w:val="left"/>
+            </w:pPr>
+            <w:r>
+              <w:t xml:space="preserve">presupuesto-service</w:t>
             </w:r>
           </w:p>
         </w:tc>
@@ -7840,31 +9633,31 @@
               <w:jc w:val="left"/>
             </w:pPr>
             <w:r>
-              <w:t xml:space="preserve">GET</w:t>
-            </w:r>
-          </w:p>
-        </w:tc>
-        <w:tc>
-          <w:tcPr/>
-          <w:p>
-            <w:pPr>
-              <w:pStyle w:val="Compact"/>
-              <w:jc w:val="left"/>
-            </w:pPr>
-            <w:r>
-              <w:t xml:space="preserve">/api/notificaciones</w:t>
-            </w:r>
-          </w:p>
-        </w:tc>
-        <w:tc>
-          <w:tcPr/>
-          <w:p>
-            <w:pPr>
-              <w:pStyle w:val="Compact"/>
-              <w:jc w:val="left"/>
-            </w:pPr>
-            <w:r>
-              <w:t xml:space="preserve">notificacion-service</w:t>
+              <w:t xml:space="preserve">PUT</w:t>
+            </w:r>
+          </w:p>
+        </w:tc>
+        <w:tc>
+          <w:tcPr/>
+          <w:p>
+            <w:pPr>
+              <w:pStyle w:val="Compact"/>
+              <w:jc w:val="left"/>
+            </w:pPr>
+            <w:r>
+              <w:t xml:space="preserve">/api/notas-modificatorias/{id}/rechazar</w:t>
+            </w:r>
+          </w:p>
+        </w:tc>
+        <w:tc>
+          <w:tcPr/>
+          <w:p>
+            <w:pPr>
+              <w:pStyle w:val="Compact"/>
+              <w:jc w:val="left"/>
+            </w:pPr>
+            <w:r>
+              <w:t xml:space="preserve">presupuesto-service</w:t>
             </w:r>
           </w:p>
         </w:tc>
@@ -7902,19 +9695,1048 @@
               <w:jc w:val="left"/>
             </w:pPr>
             <w:r>
-              <w:t xml:space="preserve">/api/status</w:t>
-            </w:r>
-          </w:p>
-        </w:tc>
-        <w:tc>
-          <w:tcPr/>
-          <w:p>
-            <w:pPr>
-              <w:pStyle w:val="Compact"/>
-              <w:jc w:val="left"/>
-            </w:pPr>
-            <w:r>
-              <w:t xml:space="preserve">auth-service</w:t>
+              <w:t xml:space="preserve">/api/dashboard/alertas?anio=</w:t>
+            </w:r>
+          </w:p>
+        </w:tc>
+        <w:tc>
+          <w:tcPr/>
+          <w:p>
+            <w:pPr>
+              <w:pStyle w:val="Compact"/>
+              <w:jc w:val="left"/>
+            </w:pPr>
+            <w:r>
+              <w:t xml:space="preserve">presupuesto-service</w:t>
+            </w:r>
+          </w:p>
+        </w:tc>
+        <w:tc>
+          <w:tcPr/>
+          <w:p>
+            <w:pPr>
+              <w:pStyle w:val="Compact"/>
+              <w:jc w:val="center"/>
+            </w:pPr>
+            <w:r>
+              <w:t xml:space="preserve">JWT</w:t>
+            </w:r>
+          </w:p>
+        </w:tc>
+      </w:tr>
+      <w:tr>
+        <w:tc>
+          <w:tcPr/>
+          <w:p>
+            <w:pPr>
+              <w:pStyle w:val="Compact"/>
+              <w:jc w:val="left"/>
+            </w:pPr>
+            <w:r>
+              <w:t xml:space="preserve">GET</w:t>
+            </w:r>
+          </w:p>
+        </w:tc>
+        <w:tc>
+          <w:tcPr/>
+          <w:p>
+            <w:pPr>
+              <w:pStyle w:val="Compact"/>
+              <w:jc w:val="left"/>
+            </w:pPr>
+            <w:r>
+              <w:t xml:space="preserve">/api/dashboard/saldos?anio=</w:t>
+            </w:r>
+          </w:p>
+        </w:tc>
+        <w:tc>
+          <w:tcPr/>
+          <w:p>
+            <w:pPr>
+              <w:pStyle w:val="Compact"/>
+              <w:jc w:val="left"/>
+            </w:pPr>
+            <w:r>
+              <w:t xml:space="preserve">presupuesto-service</w:t>
+            </w:r>
+          </w:p>
+        </w:tc>
+        <w:tc>
+          <w:tcPr/>
+          <w:p>
+            <w:pPr>
+              <w:pStyle w:val="Compact"/>
+              <w:jc w:val="center"/>
+            </w:pPr>
+            <w:r>
+              <w:t xml:space="preserve">JWT</w:t>
+            </w:r>
+          </w:p>
+        </w:tc>
+      </w:tr>
+      <w:tr>
+        <w:tc>
+          <w:tcPr/>
+          <w:p>
+            <w:pPr>
+              <w:pStyle w:val="Compact"/>
+              <w:jc w:val="left"/>
+            </w:pPr>
+            <w:r>
+              <w:t xml:space="preserve">GET</w:t>
+            </w:r>
+          </w:p>
+        </w:tc>
+        <w:tc>
+          <w:tcPr/>
+          <w:p>
+            <w:pPr>
+              <w:pStyle w:val="Compact"/>
+              <w:jc w:val="left"/>
+            </w:pPr>
+            <w:r>
+              <w:t xml:space="preserve">/api/reportes/anual/{anio}</w:t>
+            </w:r>
+          </w:p>
+        </w:tc>
+        <w:tc>
+          <w:tcPr/>
+          <w:p>
+            <w:pPr>
+              <w:pStyle w:val="Compact"/>
+              <w:jc w:val="left"/>
+            </w:pPr>
+            <w:r>
+              <w:t xml:space="preserve">presupuesto-service</w:t>
+            </w:r>
+          </w:p>
+        </w:tc>
+        <w:tc>
+          <w:tcPr/>
+          <w:p>
+            <w:pPr>
+              <w:pStyle w:val="Compact"/>
+              <w:jc w:val="center"/>
+            </w:pPr>
+            <w:r>
+              <w:t xml:space="preserve">JWT</w:t>
+            </w:r>
+          </w:p>
+        </w:tc>
+      </w:tr>
+      <w:tr>
+        <w:tc>
+          <w:tcPr/>
+          <w:p>
+            <w:pPr>
+              <w:pStyle w:val="Compact"/>
+              <w:jc w:val="left"/>
+            </w:pPr>
+            <w:r>
+              <w:t xml:space="preserve">GET</w:t>
+            </w:r>
+          </w:p>
+        </w:tc>
+        <w:tc>
+          <w:tcPr/>
+          <w:p>
+            <w:pPr>
+              <w:pStyle w:val="Compact"/>
+              <w:jc w:val="left"/>
+            </w:pPr>
+            <w:r>
+              <w:t xml:space="preserve">/api/reportes/expedientes?anio=</w:t>
+            </w:r>
+          </w:p>
+        </w:tc>
+        <w:tc>
+          <w:tcPr/>
+          <w:p>
+            <w:pPr>
+              <w:pStyle w:val="Compact"/>
+              <w:jc w:val="left"/>
+            </w:pPr>
+            <w:r>
+              <w:t xml:space="preserve">presupuesto-service</w:t>
+            </w:r>
+          </w:p>
+        </w:tc>
+        <w:tc>
+          <w:tcPr/>
+          <w:p>
+            <w:pPr>
+              <w:pStyle w:val="Compact"/>
+              <w:jc w:val="center"/>
+            </w:pPr>
+            <w:r>
+              <w:t xml:space="preserve">JWT</w:t>
+            </w:r>
+          </w:p>
+        </w:tc>
+      </w:tr>
+      <w:tr>
+        <w:tc>
+          <w:tcPr/>
+          <w:p>
+            <w:pPr>
+              <w:pStyle w:val="Compact"/>
+              <w:jc w:val="left"/>
+            </w:pPr>
+            <w:r>
+              <w:t xml:space="preserve">GET</w:t>
+            </w:r>
+          </w:p>
+        </w:tc>
+        <w:tc>
+          <w:tcPr/>
+          <w:p>
+            <w:pPr>
+              <w:pStyle w:val="Compact"/>
+              <w:jc w:val="left"/>
+            </w:pPr>
+            <w:r>
+              <w:t xml:space="preserve">/api/reportes/poi?anio=</w:t>
+            </w:r>
+          </w:p>
+        </w:tc>
+        <w:tc>
+          <w:tcPr/>
+          <w:p>
+            <w:pPr>
+              <w:pStyle w:val="Compact"/>
+              <w:jc w:val="left"/>
+            </w:pPr>
+            <w:r>
+              <w:t xml:space="preserve">presupuesto-service</w:t>
+            </w:r>
+          </w:p>
+        </w:tc>
+        <w:tc>
+          <w:tcPr/>
+          <w:p>
+            <w:pPr>
+              <w:pStyle w:val="Compact"/>
+              <w:jc w:val="center"/>
+            </w:pPr>
+            <w:r>
+              <w:t xml:space="preserve">JWT</w:t>
+            </w:r>
+          </w:p>
+        </w:tc>
+      </w:tr>
+      <w:tr>
+        <w:tc>
+          <w:tcPr/>
+          <w:p>
+            <w:pPr>
+              <w:pStyle w:val="Compact"/>
+              <w:jc w:val="left"/>
+            </w:pPr>
+            <w:r>
+              <w:t xml:space="preserve">GET</w:t>
+            </w:r>
+          </w:p>
+        </w:tc>
+        <w:tc>
+          <w:tcPr/>
+          <w:p>
+            <w:pPr>
+              <w:pStyle w:val="Compact"/>
+              <w:jc w:val="left"/>
+            </w:pPr>
+            <w:r>
+              <w:t xml:space="preserve">/api/reportes/pap?anio=</w:t>
+            </w:r>
+          </w:p>
+        </w:tc>
+        <w:tc>
+          <w:tcPr/>
+          <w:p>
+            <w:pPr>
+              <w:pStyle w:val="Compact"/>
+              <w:jc w:val="left"/>
+            </w:pPr>
+            <w:r>
+              <w:t xml:space="preserve">presupuesto-service</w:t>
+            </w:r>
+          </w:p>
+        </w:tc>
+        <w:tc>
+          <w:tcPr/>
+          <w:p>
+            <w:pPr>
+              <w:pStyle w:val="Compact"/>
+              <w:jc w:val="center"/>
+            </w:pPr>
+            <w:r>
+              <w:t xml:space="preserve">JWT</w:t>
+            </w:r>
+          </w:p>
+        </w:tc>
+      </w:tr>
+      <w:tr>
+        <w:tc>
+          <w:tcPr/>
+          <w:p>
+            <w:pPr>
+              <w:pStyle w:val="Compact"/>
+              <w:jc w:val="left"/>
+            </w:pPr>
+            <w:r>
+              <w:t xml:space="preserve">GET</w:t>
+            </w:r>
+          </w:p>
+        </w:tc>
+        <w:tc>
+          <w:tcPr/>
+          <w:p>
+            <w:pPr>
+              <w:pStyle w:val="Compact"/>
+              <w:jc w:val="left"/>
+            </w:pPr>
+            <w:r>
+              <w:t xml:space="preserve">/api/reportes/poi/{id}</w:t>
+            </w:r>
+          </w:p>
+        </w:tc>
+        <w:tc>
+          <w:tcPr/>
+          <w:p>
+            <w:pPr>
+              <w:pStyle w:val="Compact"/>
+              <w:jc w:val="left"/>
+            </w:pPr>
+            <w:r>
+              <w:t xml:space="preserve">presupuesto-service</w:t>
+            </w:r>
+          </w:p>
+        </w:tc>
+        <w:tc>
+          <w:tcPr/>
+          <w:p>
+            <w:pPr>
+              <w:pStyle w:val="Compact"/>
+              <w:jc w:val="center"/>
+            </w:pPr>
+            <w:r>
+              <w:t xml:space="preserve">JWT</w:t>
+            </w:r>
+          </w:p>
+        </w:tc>
+      </w:tr>
+      <w:tr>
+        <w:tc>
+          <w:tcPr/>
+          <w:p>
+            <w:pPr>
+              <w:pStyle w:val="Compact"/>
+              <w:jc w:val="left"/>
+            </w:pPr>
+            <w:r>
+              <w:t xml:space="preserve">GET</w:t>
+            </w:r>
+          </w:p>
+        </w:tc>
+        <w:tc>
+          <w:tcPr/>
+          <w:p>
+            <w:pPr>
+              <w:pStyle w:val="Compact"/>
+              <w:jc w:val="left"/>
+            </w:pPr>
+            <w:r>
+              <w:t xml:space="preserve">/api/reportes/pap/{id}</w:t>
+            </w:r>
+          </w:p>
+        </w:tc>
+        <w:tc>
+          <w:tcPr/>
+          <w:p>
+            <w:pPr>
+              <w:pStyle w:val="Compact"/>
+              <w:jc w:val="left"/>
+            </w:pPr>
+            <w:r>
+              <w:t xml:space="preserve">presupuesto-service</w:t>
+            </w:r>
+          </w:p>
+        </w:tc>
+        <w:tc>
+          <w:tcPr/>
+          <w:p>
+            <w:pPr>
+              <w:pStyle w:val="Compact"/>
+              <w:jc w:val="center"/>
+            </w:pPr>
+            <w:r>
+              <w:t xml:space="preserve">JWT</w:t>
+            </w:r>
+          </w:p>
+        </w:tc>
+      </w:tr>
+    </w:tbl>
+    <w:bookmarkEnd w:id="49"/>
+    <w:bookmarkStart w:id="50" w:name="expedientes"/>
+    <w:p>
+      <w:pPr>
+        <w:pStyle w:val="Heading3"/>
+      </w:pPr>
+      <w:r>
+        <w:t xml:space="preserve">Expedientes</w:t>
+      </w:r>
+    </w:p>
+    <w:tbl>
+      <w:tblPr>
+        <w:tblStyle w:val="Table"/>
+        <w:tblW w:type="pct" w:w="5000"/>
+        <w:tblLayout w:type="fixed"/>
+        <w:tblLook w:firstRow="1" w:lastRow="0" w:firstColumn="0" w:lastColumn="0" w:noHBand="0" w:noVBand="0" w:val="0020"/>
+      </w:tblPr>
+      <w:tblGrid>
+        <w:gridCol w:w="2066"/>
+        <w:gridCol w:w="1721"/>
+        <w:gridCol w:w="2410"/>
+        <w:gridCol w:w="1721"/>
+      </w:tblGrid>
+      <w:tr>
+        <w:trPr>
+          <w:tblHeader w:val="on"/>
+        </w:trPr>
+        <w:tc>
+          <w:tcPr/>
+          <w:p>
+            <w:pPr>
+              <w:pStyle w:val="Compact"/>
+              <w:jc w:val="left"/>
+            </w:pPr>
+            <w:r>
+              <w:rPr>
+                <w:b/>
+                <w:bCs/>
+              </w:rPr>
+              <w:t xml:space="preserve">Metodo</w:t>
+            </w:r>
+          </w:p>
+        </w:tc>
+        <w:tc>
+          <w:tcPr/>
+          <w:p>
+            <w:pPr>
+              <w:pStyle w:val="Compact"/>
+              <w:jc w:val="left"/>
+            </w:pPr>
+            <w:r>
+              <w:rPr>
+                <w:b/>
+                <w:bCs/>
+              </w:rPr>
+              <w:t xml:space="preserve">Ruta</w:t>
+            </w:r>
+          </w:p>
+        </w:tc>
+        <w:tc>
+          <w:tcPr/>
+          <w:p>
+            <w:pPr>
+              <w:pStyle w:val="Compact"/>
+              <w:jc w:val="left"/>
+            </w:pPr>
+            <w:r>
+              <w:rPr>
+                <w:b/>
+                <w:bCs/>
+              </w:rPr>
+              <w:t xml:space="preserve">Servicio</w:t>
+            </w:r>
+          </w:p>
+        </w:tc>
+        <w:tc>
+          <w:tcPr/>
+          <w:p>
+            <w:pPr>
+              <w:pStyle w:val="Compact"/>
+              <w:jc w:val="center"/>
+            </w:pPr>
+            <w:r>
+              <w:rPr>
+                <w:b/>
+                <w:bCs/>
+              </w:rPr>
+              <w:t xml:space="preserve">Auth</w:t>
+            </w:r>
+          </w:p>
+        </w:tc>
+      </w:tr>
+      <w:tr>
+        <w:tc>
+          <w:tcPr/>
+          <w:p>
+            <w:pPr>
+              <w:pStyle w:val="Compact"/>
+              <w:jc w:val="left"/>
+            </w:pPr>
+            <w:r>
+              <w:t xml:space="preserve">GET/POST</w:t>
+            </w:r>
+          </w:p>
+        </w:tc>
+        <w:tc>
+          <w:tcPr/>
+          <w:p>
+            <w:pPr>
+              <w:pStyle w:val="Compact"/>
+              <w:jc w:val="left"/>
+            </w:pPr>
+            <w:r>
+              <w:t xml:space="preserve">/api/expedientes</w:t>
+            </w:r>
+          </w:p>
+        </w:tc>
+        <w:tc>
+          <w:tcPr/>
+          <w:p>
+            <w:pPr>
+              <w:pStyle w:val="Compact"/>
+              <w:jc w:val="left"/>
+            </w:pPr>
+            <w:r>
+              <w:t xml:space="preserve">expediente-service</w:t>
+            </w:r>
+          </w:p>
+        </w:tc>
+        <w:tc>
+          <w:tcPr/>
+          <w:p>
+            <w:pPr>
+              <w:pStyle w:val="Compact"/>
+              <w:jc w:val="center"/>
+            </w:pPr>
+            <w:r>
+              <w:t xml:space="preserve">JWT</w:t>
+            </w:r>
+          </w:p>
+        </w:tc>
+      </w:tr>
+      <w:tr>
+        <w:tc>
+          <w:tcPr/>
+          <w:p>
+            <w:pPr>
+              <w:pStyle w:val="Compact"/>
+              <w:jc w:val="left"/>
+            </w:pPr>
+            <w:r>
+              <w:t xml:space="preserve">GET</w:t>
+            </w:r>
+          </w:p>
+        </w:tc>
+        <w:tc>
+          <w:tcPr/>
+          <w:p>
+            <w:pPr>
+              <w:pStyle w:val="Compact"/>
+              <w:jc w:val="left"/>
+            </w:pPr>
+            <w:r>
+              <w:t xml:space="preserve">/api/expedientes/disponibilidad/{poiId}/{papId}?cantidad=</w:t>
+            </w:r>
+          </w:p>
+        </w:tc>
+        <w:tc>
+          <w:tcPr/>
+          <w:p>
+            <w:pPr>
+              <w:pStyle w:val="Compact"/>
+              <w:jc w:val="left"/>
+            </w:pPr>
+            <w:r>
+              <w:t xml:space="preserve">expediente-service</w:t>
+            </w:r>
+          </w:p>
+        </w:tc>
+        <w:tc>
+          <w:tcPr/>
+          <w:p>
+            <w:pPr>
+              <w:pStyle w:val="Compact"/>
+              <w:jc w:val="center"/>
+            </w:pPr>
+            <w:r>
+              <w:t xml:space="preserve">JWT</w:t>
+            </w:r>
+          </w:p>
+        </w:tc>
+      </w:tr>
+      <w:tr>
+        <w:tc>
+          <w:tcPr/>
+          <w:p>
+            <w:pPr>
+              <w:pStyle w:val="Compact"/>
+              <w:jc w:val="left"/>
+            </w:pPr>
+            <w:r>
+              <w:t xml:space="preserve">PUT</w:t>
+            </w:r>
+          </w:p>
+        </w:tc>
+        <w:tc>
+          <w:tcPr/>
+          <w:p>
+            <w:pPr>
+              <w:pStyle w:val="Compact"/>
+              <w:jc w:val="left"/>
+            </w:pPr>
+            <w:r>
+              <w:t xml:space="preserve">/api/expedientes/{id}/estado</w:t>
+            </w:r>
+          </w:p>
+        </w:tc>
+        <w:tc>
+          <w:tcPr/>
+          <w:p>
+            <w:pPr>
+              <w:pStyle w:val="Compact"/>
+              <w:jc w:val="left"/>
+            </w:pPr>
+            <w:r>
+              <w:t xml:space="preserve">expediente-service</w:t>
+            </w:r>
+          </w:p>
+        </w:tc>
+        <w:tc>
+          <w:tcPr/>
+          <w:p>
+            <w:pPr>
+              <w:pStyle w:val="Compact"/>
+              <w:jc w:val="center"/>
+            </w:pPr>
+            <w:r>
+              <w:t xml:space="preserve">JWT</w:t>
+            </w:r>
+          </w:p>
+        </w:tc>
+      </w:tr>
+      <w:tr>
+        <w:tc>
+          <w:tcPr/>
+          <w:p>
+            <w:pPr>
+              <w:pStyle w:val="Compact"/>
+              <w:jc w:val="left"/>
+            </w:pPr>
+            <w:r>
+              <w:t xml:space="preserve">GET</w:t>
+            </w:r>
+          </w:p>
+        </w:tc>
+        <w:tc>
+          <w:tcPr/>
+          <w:p>
+            <w:pPr>
+              <w:pStyle w:val="Compact"/>
+              <w:jc w:val="left"/>
+            </w:pPr>
+            <w:r>
+              <w:t xml:space="preserve">/api/expedientes/rastreo/{codigo}</w:t>
+            </w:r>
+          </w:p>
+        </w:tc>
+        <w:tc>
+          <w:tcPr/>
+          <w:p>
+            <w:pPr>
+              <w:pStyle w:val="Compact"/>
+              <w:jc w:val="left"/>
+            </w:pPr>
+            <w:r>
+              <w:t xml:space="preserve">expediente-service</w:t>
+            </w:r>
+          </w:p>
+        </w:tc>
+        <w:tc>
+          <w:tcPr/>
+          <w:p>
+            <w:pPr>
+              <w:pStyle w:val="Compact"/>
+              <w:jc w:val="center"/>
+            </w:pPr>
+            <w:r>
+              <w:t xml:space="preserve">No</w:t>
+            </w:r>
+          </w:p>
+        </w:tc>
+      </w:tr>
+    </w:tbl>
+    <w:bookmarkEnd w:id="50"/>
+    <w:bookmarkStart w:id="51" w:name="notificaciones"/>
+    <w:p>
+      <w:pPr>
+        <w:pStyle w:val="Heading3"/>
+      </w:pPr>
+      <w:r>
+        <w:t xml:space="preserve">Notificaciones</w:t>
+      </w:r>
+    </w:p>
+    <w:tbl>
+      <w:tblPr>
+        <w:tblStyle w:val="Table"/>
+        <w:tblW w:type="pct" w:w="5000"/>
+        <w:tblLayout w:type="fixed"/>
+        <w:tblLook w:firstRow="1" w:lastRow="0" w:firstColumn="0" w:lastColumn="0" w:noHBand="0" w:noVBand="0" w:val="0020"/>
+      </w:tblPr>
+      <w:tblGrid>
+        <w:gridCol w:w="2066"/>
+        <w:gridCol w:w="1721"/>
+        <w:gridCol w:w="2410"/>
+        <w:gridCol w:w="1721"/>
+      </w:tblGrid>
+      <w:tr>
+        <w:trPr>
+          <w:tblHeader w:val="on"/>
+        </w:trPr>
+        <w:tc>
+          <w:tcPr/>
+          <w:p>
+            <w:pPr>
+              <w:pStyle w:val="Compact"/>
+              <w:jc w:val="left"/>
+            </w:pPr>
+            <w:r>
+              <w:rPr>
+                <w:b/>
+                <w:bCs/>
+              </w:rPr>
+              <w:t xml:space="preserve">Metodo</w:t>
+            </w:r>
+          </w:p>
+        </w:tc>
+        <w:tc>
+          <w:tcPr/>
+          <w:p>
+            <w:pPr>
+              <w:pStyle w:val="Compact"/>
+              <w:jc w:val="left"/>
+            </w:pPr>
+            <w:r>
+              <w:rPr>
+                <w:b/>
+                <w:bCs/>
+              </w:rPr>
+              <w:t xml:space="preserve">Ruta</w:t>
+            </w:r>
+          </w:p>
+        </w:tc>
+        <w:tc>
+          <w:tcPr/>
+          <w:p>
+            <w:pPr>
+              <w:pStyle w:val="Compact"/>
+              <w:jc w:val="left"/>
+            </w:pPr>
+            <w:r>
+              <w:rPr>
+                <w:b/>
+                <w:bCs/>
+              </w:rPr>
+              <w:t xml:space="preserve">Servicio</w:t>
+            </w:r>
+          </w:p>
+        </w:tc>
+        <w:tc>
+          <w:tcPr/>
+          <w:p>
+            <w:pPr>
+              <w:pStyle w:val="Compact"/>
+              <w:jc w:val="center"/>
+            </w:pPr>
+            <w:r>
+              <w:rPr>
+                <w:b/>
+                <w:bCs/>
+              </w:rPr>
+              <w:t xml:space="preserve">Auth</w:t>
+            </w:r>
+          </w:p>
+        </w:tc>
+      </w:tr>
+      <w:tr>
+        <w:tc>
+          <w:tcPr/>
+          <w:p>
+            <w:pPr>
+              <w:pStyle w:val="Compact"/>
+              <w:jc w:val="left"/>
+            </w:pPr>
+            <w:r>
+              <w:t xml:space="preserve">GET</w:t>
+            </w:r>
+          </w:p>
+        </w:tc>
+        <w:tc>
+          <w:tcPr/>
+          <w:p>
+            <w:pPr>
+              <w:pStyle w:val="Compact"/>
+              <w:jc w:val="left"/>
+            </w:pPr>
+            <w:r>
+              <w:t xml:space="preserve">/api/notificaciones?usuarioId=</w:t>
+            </w:r>
+          </w:p>
+        </w:tc>
+        <w:tc>
+          <w:tcPr/>
+          <w:p>
+            <w:pPr>
+              <w:pStyle w:val="Compact"/>
+              <w:jc w:val="left"/>
+            </w:pPr>
+            <w:r>
+              <w:t xml:space="preserve">notificacion-service</w:t>
+            </w:r>
+          </w:p>
+        </w:tc>
+        <w:tc>
+          <w:tcPr/>
+          <w:p>
+            <w:pPr>
+              <w:pStyle w:val="Compact"/>
+              <w:jc w:val="center"/>
+            </w:pPr>
+            <w:r>
+              <w:t xml:space="preserve">JWT</w:t>
+            </w:r>
+          </w:p>
+        </w:tc>
+      </w:tr>
+      <w:tr>
+        <w:tc>
+          <w:tcPr/>
+          <w:p>
+            <w:pPr>
+              <w:pStyle w:val="Compact"/>
+              <w:jc w:val="left"/>
+            </w:pPr>
+            <w:r>
+              <w:t xml:space="preserve">GET</w:t>
+            </w:r>
+          </w:p>
+        </w:tc>
+        <w:tc>
+          <w:tcPr/>
+          <w:p>
+            <w:pPr>
+              <w:pStyle w:val="Compact"/>
+              <w:jc w:val="left"/>
+            </w:pPr>
+            <w:r>
+              <w:t xml:space="preserve">/api/notificaciones/count?usuarioId=</w:t>
+            </w:r>
+          </w:p>
+        </w:tc>
+        <w:tc>
+          <w:tcPr/>
+          <w:p>
+            <w:pPr>
+              <w:pStyle w:val="Compact"/>
+              <w:jc w:val="left"/>
+            </w:pPr>
+            <w:r>
+              <w:t xml:space="preserve">notificacion-service</w:t>
+            </w:r>
+          </w:p>
+        </w:tc>
+        <w:tc>
+          <w:tcPr/>
+          <w:p>
+            <w:pPr>
+              <w:pStyle w:val="Compact"/>
+              <w:jc w:val="center"/>
+            </w:pPr>
+            <w:r>
+              <w:t xml:space="preserve">JWT</w:t>
+            </w:r>
+          </w:p>
+        </w:tc>
+      </w:tr>
+    </w:tbl>
+    <w:bookmarkEnd w:id="51"/>
+    <w:bookmarkStart w:id="52" w:name="monitor-publico-sin-jwt"/>
+    <w:p>
+      <w:pPr>
+        <w:pStyle w:val="Heading3"/>
+      </w:pPr>
+      <w:r>
+        <w:t xml:space="preserve">Monitor (publico, sin JWT)</w:t>
+      </w:r>
+    </w:p>
+    <w:tbl>
+      <w:tblPr>
+        <w:tblStyle w:val="Table"/>
+        <w:tblW w:type="pct" w:w="5000"/>
+        <w:tblLayout w:type="fixed"/>
+        <w:tblLook w:firstRow="1" w:lastRow="0" w:firstColumn="0" w:lastColumn="0" w:noHBand="0" w:noVBand="0" w:val="0020"/>
+      </w:tblPr>
+      <w:tblGrid>
+        <w:gridCol w:w="2066"/>
+        <w:gridCol w:w="1721"/>
+        <w:gridCol w:w="2410"/>
+        <w:gridCol w:w="1721"/>
+      </w:tblGrid>
+      <w:tr>
+        <w:trPr>
+          <w:tblHeader w:val="on"/>
+        </w:trPr>
+        <w:tc>
+          <w:tcPr/>
+          <w:p>
+            <w:pPr>
+              <w:pStyle w:val="Compact"/>
+              <w:jc w:val="left"/>
+            </w:pPr>
+            <w:r>
+              <w:rPr>
+                <w:b/>
+                <w:bCs/>
+              </w:rPr>
+              <w:t xml:space="preserve">Metodo</w:t>
+            </w:r>
+          </w:p>
+        </w:tc>
+        <w:tc>
+          <w:tcPr/>
+          <w:p>
+            <w:pPr>
+              <w:pStyle w:val="Compact"/>
+              <w:jc w:val="left"/>
+            </w:pPr>
+            <w:r>
+              <w:rPr>
+                <w:b/>
+                <w:bCs/>
+              </w:rPr>
+              <w:t xml:space="preserve">Ruta</w:t>
+            </w:r>
+          </w:p>
+        </w:tc>
+        <w:tc>
+          <w:tcPr/>
+          <w:p>
+            <w:pPr>
+              <w:pStyle w:val="Compact"/>
+              <w:jc w:val="left"/>
+            </w:pPr>
+            <w:r>
+              <w:rPr>
+                <w:b/>
+                <w:bCs/>
+              </w:rPr>
+              <w:t xml:space="preserve">Servicio</w:t>
+            </w:r>
+          </w:p>
+        </w:tc>
+        <w:tc>
+          <w:tcPr/>
+          <w:p>
+            <w:pPr>
+              <w:pStyle w:val="Compact"/>
+              <w:jc w:val="center"/>
+            </w:pPr>
+            <w:r>
+              <w:rPr>
+                <w:b/>
+                <w:bCs/>
+              </w:rPr>
+              <w:t xml:space="preserve">Auth</w:t>
+            </w:r>
+          </w:p>
+        </w:tc>
+      </w:tr>
+      <w:tr>
+        <w:tc>
+          <w:tcPr/>
+          <w:p>
+            <w:pPr>
+              <w:pStyle w:val="Compact"/>
+              <w:jc w:val="left"/>
+            </w:pPr>
+            <w:r>
+              <w:t xml:space="preserve">GET</w:t>
+            </w:r>
+          </w:p>
+        </w:tc>
+        <w:tc>
+          <w:tcPr/>
+          <w:p>
+            <w:pPr>
+              <w:pStyle w:val="Compact"/>
+              <w:jc w:val="left"/>
+            </w:pPr>
+            <w:r>
+              <w:t xml:space="preserve">/api/monitor/activity?since=5</w:t>
+            </w:r>
+          </w:p>
+        </w:tc>
+        <w:tc>
+          <w:tcPr/>
+          <w:p>
+            <w:pPr>
+              <w:pStyle w:val="Compact"/>
+              <w:jc w:val="left"/>
+            </w:pPr>
+            <w:r>
+              <w:t xml:space="preserve">api-gateway</w:t>
+            </w:r>
+          </w:p>
+        </w:tc>
+        <w:tc>
+          <w:tcPr/>
+          <w:p>
+            <w:pPr>
+              <w:pStyle w:val="Compact"/>
+              <w:jc w:val="center"/>
+            </w:pPr>
+            <w:r>
+              <w:t xml:space="preserve">No</w:t>
+            </w:r>
+          </w:p>
+        </w:tc>
+      </w:tr>
+      <w:tr>
+        <w:tc>
+          <w:tcPr/>
+          <w:p>
+            <w:pPr>
+              <w:pStyle w:val="Compact"/>
+              <w:jc w:val="left"/>
+            </w:pPr>
+            <w:r>
+              <w:t xml:space="preserve">GET</w:t>
+            </w:r>
+          </w:p>
+        </w:tc>
+        <w:tc>
+          <w:tcPr/>
+          <w:p>
+            <w:pPr>
+              <w:pStyle w:val="Compact"/>
+              <w:jc w:val="left"/>
+            </w:pPr>
+            <w:r>
+              <w:t xml:space="preserve">/api/monitor/activity/service?name=X&amp;since=5</w:t>
+            </w:r>
+          </w:p>
+        </w:tc>
+        <w:tc>
+          <w:tcPr/>
+          <w:p>
+            <w:pPr>
+              <w:pStyle w:val="Compact"/>
+              <w:jc w:val="left"/>
+            </w:pPr>
+            <w:r>
+              <w:t xml:space="preserve">api-gateway</w:t>
             </w:r>
           </w:p>
         </w:tc>
@@ -7939,8 +10761,9 @@
         </w:pict>
       </w:r>
     </w:p>
-    <w:bookmarkEnd w:id="39"/>
-    <w:bookmarkStart w:id="40" w:name="verificacion"/>
+    <w:bookmarkEnd w:id="52"/>
+    <w:bookmarkEnd w:id="53"/>
+    <w:bookmarkStart w:id="57" w:name="verificacion"/>
     <w:p>
       <w:pPr>
         <w:pStyle w:val="Heading2"/>
@@ -7950,7 +10773,16 @@
           <w:b/>
           <w:bCs/>
         </w:rPr>
-        <w:t xml:space="preserve">13. Verificacion</w:t>
+        <w:t xml:space="preserve">15. Verificacion</w:t>
+      </w:r>
+    </w:p>
+    <w:bookmarkStart w:id="54" w:name="smoke-test-automatizado-21-endpoints"/>
+    <w:p>
+      <w:pPr>
+        <w:pStyle w:val="Heading3"/>
+      </w:pPr>
+      <w:r>
+        <w:t xml:space="preserve">Smoke test automatizado (21 endpoints)</w:t>
       </w:r>
     </w:p>
     <w:p>
@@ -7959,6 +10791,90 @@
       </w:pPr>
       <w:r>
         <w:rPr>
+          <w:rStyle w:val="ExtensionTok"/>
+        </w:rPr>
+        <w:t xml:space="preserve">docker</w:t>
+      </w:r>
+      <w:r>
+        <w:rPr>
+          <w:rStyle w:val="NormalTok"/>
+        </w:rPr>
+        <w:t xml:space="preserve"> compose up </w:t>
+      </w:r>
+      <w:r>
+        <w:rPr>
+          <w:rStyle w:val="AttributeTok"/>
+        </w:rPr>
+        <w:t xml:space="preserve">-d</w:t>
+      </w:r>
+      <w:r>
+        <w:br/>
+      </w:r>
+      <w:r>
+        <w:rPr>
+          <w:rStyle w:val="ExtensionTok"/>
+        </w:rPr>
+        <w:t xml:space="preserve">docker</w:t>
+      </w:r>
+      <w:r>
+        <w:rPr>
+          <w:rStyle w:val="NormalTok"/>
+        </w:rPr>
+        <w:t xml:space="preserve"> compose </w:t>
+      </w:r>
+      <w:r>
+        <w:rPr>
+          <w:rStyle w:val="AttributeTok"/>
+        </w:rPr>
+        <w:t xml:space="preserve">-f</w:t>
+      </w:r>
+      <w:r>
+        <w:rPr>
+          <w:rStyle w:val="NormalTok"/>
+        </w:rPr>
+        <w:t xml:space="preserve"> docker-compose.yml </w:t>
+      </w:r>
+      <w:r>
+        <w:rPr>
+          <w:rStyle w:val="AttributeTok"/>
+        </w:rPr>
+        <w:t xml:space="preserve">-f</w:t>
+      </w:r>
+      <w:r>
+        <w:rPr>
+          <w:rStyle w:val="NormalTok"/>
+        </w:rPr>
+        <w:t xml:space="preserve"> docker-compose.test.yml run </w:t>
+      </w:r>
+      <w:r>
+        <w:rPr>
+          <w:rStyle w:val="AttributeTok"/>
+        </w:rPr>
+        <w:t xml:space="preserve">--rm</w:t>
+      </w:r>
+      <w:r>
+        <w:rPr>
+          <w:rStyle w:val="NormalTok"/>
+        </w:rPr>
+        <w:t xml:space="preserve"> tester</w:t>
+      </w:r>
+    </w:p>
+    <w:bookmarkEnd w:id="54"/>
+    <w:bookmarkStart w:id="55" w:name="health-checks-manuales"/>
+    <w:p>
+      <w:pPr>
+        <w:pStyle w:val="Heading3"/>
+      </w:pPr>
+      <w:r>
+        <w:t xml:space="preserve">Health Checks manuales</w:t>
+      </w:r>
+    </w:p>
+    <w:p>
+      <w:pPr>
+        <w:pStyle w:val="SourceCode"/>
+      </w:pPr>
+      <w:r>
+        <w:rPr>
           <w:rStyle w:val="CommentTok"/>
         </w:rPr>
         <w:t xml:space="preserve"># Salud de todos los servicios (via Gateway)</w:t>
@@ -8123,7 +11039,7 @@
         <w:rPr>
           <w:rStyle w:val="CommentTok"/>
         </w:rPr>
-        <w:t xml:space="preserve"># Dashboard Monitoreo</w:t>
+        <w:t xml:space="preserve"># Monitoreo completo</w:t>
       </w:r>
       <w:r>
         <w:br/>
@@ -8141,6 +11057,210 @@
         <w:t xml:space="preserve"> http://localhost</w:t>
       </w:r>
     </w:p>
+    <w:bookmarkEnd w:id="55"/>
+    <w:bookmarkStart w:id="56" w:name="accesos-rapidos"/>
+    <w:p>
+      <w:pPr>
+        <w:pStyle w:val="Heading3"/>
+      </w:pPr>
+      <w:r>
+        <w:t xml:space="preserve">Accesos rapidos</w:t>
+      </w:r>
+    </w:p>
+    <w:tbl>
+      <w:tblPr>
+        <w:tblStyle w:val="Table"/>
+        <w:tblW w:type="pct" w:w="5000"/>
+        <w:tblLayout w:type="fixed"/>
+        <w:tblLook w:firstRow="1" w:lastRow="0" w:firstColumn="0" w:lastColumn="0" w:noHBand="0" w:noVBand="0" w:val="0020"/>
+      </w:tblPr>
+      <w:tblGrid>
+        <w:gridCol w:w="2741"/>
+        <w:gridCol w:w="5178"/>
+      </w:tblGrid>
+      <w:tr>
+        <w:trPr>
+          <w:tblHeader w:val="on"/>
+        </w:trPr>
+        <w:tc>
+          <w:tcPr/>
+          <w:p>
+            <w:pPr>
+              <w:pStyle w:val="Compact"/>
+              <w:jc w:val="left"/>
+            </w:pPr>
+            <w:r>
+              <w:rPr>
+                <w:b/>
+                <w:bCs/>
+              </w:rPr>
+              <w:t xml:space="preserve">URL</w:t>
+            </w:r>
+          </w:p>
+        </w:tc>
+        <w:tc>
+          <w:tcPr/>
+          <w:p>
+            <w:pPr>
+              <w:pStyle w:val="Compact"/>
+              <w:jc w:val="left"/>
+            </w:pPr>
+            <w:r>
+              <w:rPr>
+                <w:b/>
+                <w:bCs/>
+              </w:rPr>
+              <w:t xml:space="preserve">Descripcion</w:t>
+            </w:r>
+          </w:p>
+        </w:tc>
+      </w:tr>
+      <w:tr>
+        <w:tc>
+          <w:tcPr/>
+          <w:p>
+            <w:pPr>
+              <w:pStyle w:val="Compact"/>
+              <w:jc w:val="left"/>
+            </w:pPr>
+            <w:r>
+              <w:rPr>
+                <w:rStyle w:val="VerbatimChar"/>
+              </w:rPr>
+              <w:t xml:space="preserve">http://localhost</w:t>
+            </w:r>
+          </w:p>
+        </w:tc>
+        <w:tc>
+          <w:tcPr/>
+          <w:p>
+            <w:pPr>
+              <w:pStyle w:val="Compact"/>
+              <w:jc w:val="left"/>
+            </w:pPr>
+            <w:r>
+              <w:t xml:space="preserve">SISEXP-UPLA React SPA (login, dashboard, CRUD, monitor)</w:t>
+            </w:r>
+          </w:p>
+        </w:tc>
+      </w:tr>
+      <w:tr>
+        <w:tc>
+          <w:tcPr/>
+          <w:p>
+            <w:pPr>
+              <w:pStyle w:val="Compact"/>
+              <w:jc w:val="left"/>
+            </w:pPr>
+            <w:r>
+              <w:rPr>
+                <w:rStyle w:val="VerbatimChar"/>
+              </w:rPr>
+              <w:t xml:space="preserve">http://localhost/api/monitor/activity?since=5</w:t>
+            </w:r>
+          </w:p>
+        </w:tc>
+        <w:tc>
+          <w:tcPr/>
+          <w:p>
+            <w:pPr>
+              <w:pStyle w:val="Compact"/>
+              <w:jc w:val="left"/>
+            </w:pPr>
+            <w:r>
+              <w:t xml:space="preserve">API: actividad en tiempo real ultimos N minutos</w:t>
+            </w:r>
+          </w:p>
+        </w:tc>
+      </w:tr>
+      <w:tr>
+        <w:tc>
+          <w:tcPr/>
+          <w:p>
+            <w:pPr>
+              <w:pStyle w:val="Compact"/>
+              <w:jc w:val="left"/>
+            </w:pPr>
+            <w:r>
+              <w:rPr>
+                <w:rStyle w:val="VerbatimChar"/>
+              </w:rPr>
+              <w:t xml:space="preserve">http://localhost/api/status</w:t>
+            </w:r>
+          </w:p>
+        </w:tc>
+        <w:tc>
+          <w:tcPr/>
+          <w:p>
+            <w:pPr>
+              <w:pStyle w:val="Compact"/>
+              <w:jc w:val="left"/>
+            </w:pPr>
+            <w:r>
+              <w:t xml:space="preserve">API: estado de los 7 nodos</w:t>
+            </w:r>
+          </w:p>
+        </w:tc>
+      </w:tr>
+      <w:tr>
+        <w:tc>
+          <w:tcPr/>
+          <w:p>
+            <w:pPr>
+              <w:pStyle w:val="Compact"/>
+              <w:jc w:val="left"/>
+            </w:pPr>
+            <w:r>
+              <w:rPr>
+                <w:rStyle w:val="VerbatimChar"/>
+              </w:rPr>
+              <w:t xml:space="preserve">http://localhost:8761</w:t>
+            </w:r>
+          </w:p>
+        </w:tc>
+        <w:tc>
+          <w:tcPr/>
+          <w:p>
+            <w:pPr>
+              <w:pStyle w:val="Compact"/>
+              <w:jc w:val="left"/>
+            </w:pPr>
+            <w:r>
+              <w:t xml:space="preserve">Eureka Dashboard</w:t>
+            </w:r>
+          </w:p>
+        </w:tc>
+      </w:tr>
+      <w:tr>
+        <w:tc>
+          <w:tcPr/>
+          <w:p>
+            <w:pPr>
+              <w:pStyle w:val="Compact"/>
+              <w:jc w:val="left"/>
+            </w:pPr>
+            <w:r>
+              <w:rPr>
+                <w:rStyle w:val="VerbatimChar"/>
+              </w:rPr>
+              <w:t xml:space="preserve">http://localhost:15672</w:t>
+            </w:r>
+          </w:p>
+        </w:tc>
+        <w:tc>
+          <w:tcPr/>
+          <w:p>
+            <w:pPr>
+              <w:pStyle w:val="Compact"/>
+              <w:jc w:val="left"/>
+            </w:pPr>
+            <w:r>
+              <w:t xml:space="preserve">RabbitMQ Management (sisexp/sisexp)</w:t>
+            </w:r>
+          </w:p>
+        </w:tc>
+      </w:tr>
+    </w:tbl>
     <w:p>
       <w:r>
         <w:pict>
@@ -8157,11 +11277,12 @@
           <w:b/>
           <w:bCs/>
         </w:rPr>
-        <w:t xml:space="preserve">Documento generado: 30 de junio de 2026 — SISEXP-UPLA vFinal</w:t>
+        <w:t xml:space="preserve">Documento generado: 14 de julio de 2026 — SISEXP-UPLA vFinal</w:t>
       </w:r>
     </w:p>
-    <w:bookmarkEnd w:id="40"/>
-    <w:bookmarkEnd w:id="41"/>
+    <w:bookmarkEnd w:id="56"/>
+    <w:bookmarkEnd w:id="57"/>
+    <w:bookmarkEnd w:id="58"/>
     <w:sectPr>
       <w:pgSz w:h="16838" w:w="11906"/>
       <w:pgMar w:bottom="1134" w:footer="720" w:gutter="0" w:header="720" w:left="1417" w:right="1417" w:top="1134"/>
@@ -8547,6 +11668,91 @@
       </w:rPr>
     </w:lvl>
   </w:abstractNum>
+  <w:abstractNum w:abstractNumId="99411">
+    <w:nsid w:val="00A99411"/>
+    <w:multiLevelType w:val="multilevel"/>
+    <w:lvl w:ilvl="0">
+      <w:start w:val="1"/>
+      <w:numFmt w:val="decimal"/>
+      <w:lvlText w:val="%1."/>
+      <w:lvlJc w:val="left"/>
+      <w:pPr>
+        <w:ind w:left="720" w:hanging="360"/>
+      </w:pPr>
+    </w:lvl>
+    <w:lvl w:ilvl="1">
+      <w:start w:val="1"/>
+      <w:numFmt w:val="decimal"/>
+      <w:lvlText w:val="%2."/>
+      <w:lvlJc w:val="left"/>
+      <w:pPr>
+        <w:ind w:left="1440" w:hanging="360"/>
+      </w:pPr>
+    </w:lvl>
+    <w:lvl w:ilvl="2">
+      <w:start w:val="1"/>
+      <w:numFmt w:val="decimal"/>
+      <w:lvlText w:val="%3."/>
+      <w:lvlJc w:val="left"/>
+      <w:pPr>
+        <w:ind w:left="2160" w:hanging="360"/>
+      </w:pPr>
+    </w:lvl>
+    <w:lvl w:ilvl="3">
+      <w:start w:val="1"/>
+      <w:numFmt w:val="decimal"/>
+      <w:lvlText w:val="%4."/>
+      <w:lvlJc w:val="left"/>
+      <w:pPr>
+        <w:ind w:left="2880" w:hanging="360"/>
+      </w:pPr>
+    </w:lvl>
+    <w:lvl w:ilvl="4">
+      <w:start w:val="1"/>
+      <w:numFmt w:val="decimal"/>
+      <w:lvlText w:val="%5."/>
+      <w:lvlJc w:val="left"/>
+      <w:pPr>
+        <w:ind w:left="3600" w:hanging="360"/>
+      </w:pPr>
+    </w:lvl>
+    <w:lvl w:ilvl="5">
+      <w:start w:val="1"/>
+      <w:numFmt w:val="decimal"/>
+      <w:lvlText w:val="%6."/>
+      <w:lvlJc w:val="left"/>
+      <w:pPr>
+        <w:ind w:left="4320" w:hanging="360"/>
+      </w:pPr>
+    </w:lvl>
+    <w:lvl w:ilvl="6">
+      <w:start w:val="1"/>
+      <w:numFmt w:val="decimal"/>
+      <w:lvlText w:val="%7."/>
+      <w:lvlJc w:val="left"/>
+      <w:pPr>
+        <w:ind w:left="5040" w:hanging="360"/>
+      </w:pPr>
+    </w:lvl>
+    <w:lvl w:ilvl="7">
+      <w:start w:val="1"/>
+      <w:numFmt w:val="decimal"/>
+      <w:lvlText w:val="%8."/>
+      <w:lvlJc w:val="left"/>
+      <w:pPr>
+        <w:ind w:left="5760" w:hanging="360"/>
+      </w:pPr>
+    </w:lvl>
+    <w:lvl w:ilvl="8">
+      <w:start w:val="1"/>
+      <w:numFmt w:val="decimal"/>
+      <w:lvlText w:val="%9."/>
+      <w:lvlJc w:val="left"/>
+      <w:pPr>
+        <w:ind w:left="6480" w:hanging="360"/>
+      </w:pPr>
+    </w:lvl>
+  </w:abstractNum>
   <w:num w:numId="1">
     <w:abstractNumId w:val="8"/>
   </w:num>
@@ -8579,6 +11785,36 @@
   </w:num>
   <w:num w:numId="1001">
     <w:abstractNumId w:val="991"/>
+  </w:num>
+  <w:num w:numId="1002">
+    <w:abstractNumId w:val="99411"/>
+    <w:lvlOverride w:ilvl="0">
+      <w:startOverride w:val="1"/>
+    </w:lvlOverride>
+    <w:lvlOverride w:ilvl="1">
+      <w:startOverride w:val="1"/>
+    </w:lvlOverride>
+    <w:lvlOverride w:ilvl="2">
+      <w:startOverride w:val="1"/>
+    </w:lvlOverride>
+    <w:lvlOverride w:ilvl="3">
+      <w:startOverride w:val="1"/>
+    </w:lvlOverride>
+    <w:lvlOverride w:ilvl="4">
+      <w:startOverride w:val="1"/>
+    </w:lvlOverride>
+    <w:lvlOverride w:ilvl="5">
+      <w:startOverride w:val="1"/>
+    </w:lvlOverride>
+    <w:lvlOverride w:ilvl="6">
+      <w:startOverride w:val="1"/>
+    </w:lvlOverride>
+    <w:lvlOverride w:ilvl="7">
+      <w:startOverride w:val="1"/>
+    </w:lvlOverride>
+    <w:lvlOverride w:ilvl="8">
+      <w:startOverride w:val="1"/>
+    </w:lvlOverride>
   </w:num>
 </w:numbering>
 </file>
